--- a/public/cv/Dessi_Georgieva_CV.docx
+++ b/public/cv/Dessi_Georgieva_CV.docx
@@ -2,7 +2,7 @@
 <file path=word/document.xml><?xml version="1.0" encoding="utf-8"?>
 <w:document xmlns:w="http://schemas.openxmlformats.org/wordprocessingml/2006/main" xmlns:m="http://schemas.openxmlformats.org/officeDocument/2006/math" xmlns:r="http://schemas.openxmlformats.org/officeDocument/2006/relationships" xmlns:o="urn:schemas-microsoft-com:office:office" xmlns:v="urn:schemas-microsoft-com:vml" xmlns:w10="urn:schemas-microsoft-com:office:word" xmlns:a="http://schemas.openxmlformats.org/drawingml/2006/main" xmlns:pic="http://schemas.openxmlformats.org/drawingml/2006/picture" xmlns:wp="http://schemas.openxmlformats.org/drawingml/2006/wordprocessingDrawing">
   <w:body>
-    <w:bookmarkStart w:id="28" w:name="dessi-georgieva"/>
+    <w:bookmarkStart w:id="29" w:name="dessi-georgieva"/>
     <w:p>
       <w:pPr>
         <w:pStyle w:val="Heading1"/>
@@ -20,7 +20,7 @@
           <w:b/>
           <w:bCs/>
         </w:rPr>
-        <w:t xml:space="preserve">Research Engineer — AI Systems &amp; Human Agency</w:t>
+        <w:t xml:space="preserve">Research Engineer - AI Systems &amp; Human Agency</w:t>
       </w:r>
     </w:p>
     <w:p>
@@ -92,6 +92,23 @@
           <w:t xml:space="preserve">AI News Hub</w:t>
         </w:r>
       </w:hyperlink>
+      <w:r>
+        <w:t xml:space="preserve"> </w:t>
+      </w:r>
+      <w:r>
+        <w:t xml:space="preserve">·</w:t>
+      </w:r>
+      <w:r>
+        <w:t xml:space="preserve"> </w:t>
+      </w:r>
+      <w:hyperlink r:id="rId13">
+        <w:r>
+          <w:rPr>
+            <w:rStyle w:val="Hyperlink"/>
+          </w:rPr>
+          <w:t xml:space="preserve">Contact</w:t>
+        </w:r>
+      </w:hyperlink>
     </w:p>
     <w:p>
       <w:r>
@@ -100,7 +117,7 @@
         </w:pict>
       </w:r>
     </w:p>
-    <w:bookmarkStart w:id="13" w:name="summary"/>
+    <w:bookmarkStart w:id="14" w:name="summary"/>
     <w:p>
       <w:pPr>
         <w:pStyle w:val="Heading2"/>
@@ -124,8 +141,8 @@
         </w:pict>
       </w:r>
     </w:p>
-    <w:bookmarkEnd w:id="13"/>
-    <w:bookmarkStart w:id="19" w:name="core-systems"/>
+    <w:bookmarkEnd w:id="14"/>
+    <w:bookmarkStart w:id="20" w:name="core-systems"/>
     <w:p>
       <w:pPr>
         <w:pStyle w:val="Heading2"/>
@@ -134,7 +151,7 @@
         <w:t xml:space="preserve">Core Systems</w:t>
       </w:r>
     </w:p>
-    <w:bookmarkStart w:id="14" w:name="intent-recognition-agent"/>
+    <w:bookmarkStart w:id="15" w:name="intent-recognition-agent"/>
     <w:p>
       <w:pPr>
         <w:pStyle w:val="Heading3"/>
@@ -230,8 +247,8 @@
         <w:t xml:space="preserve">: Python, behavioral embeddings, clustering algorithms, LLM integration</w:t>
       </w:r>
     </w:p>
-    <w:bookmarkEnd w:id="14"/>
-    <w:bookmarkStart w:id="15" w:name="agentic-commerce-learning-loop"/>
+    <w:bookmarkEnd w:id="15"/>
+    <w:bookmarkStart w:id="16" w:name="agentic-commerce-learning-loop"/>
     <w:p>
       <w:pPr>
         <w:pStyle w:val="Heading3"/>
@@ -323,8 +340,8 @@
         <w:t xml:space="preserve">: Python, Bayesian inference, multi-tenant architecture, AWS, FastAPI</w:t>
       </w:r>
     </w:p>
-    <w:bookmarkEnd w:id="15"/>
-    <w:bookmarkStart w:id="16" w:name="ai-agent-skills-framework"/>
+    <w:bookmarkEnd w:id="16"/>
+    <w:bookmarkStart w:id="17" w:name="ai-agent-skills-framework"/>
     <w:p>
       <w:pPr>
         <w:pStyle w:val="Heading3"/>
@@ -420,14 +437,14 @@
         <w:t xml:space="preserve">: Go, Next.js/React, Markdown, multi-runtime skill specifications</w:t>
       </w:r>
     </w:p>
-    <w:bookmarkEnd w:id="16"/>
-    <w:bookmarkStart w:id="17" w:name="ai-news-hub--content-platform"/>
+    <w:bookmarkEnd w:id="17"/>
+    <w:bookmarkStart w:id="18" w:name="ai-news-hub---content-platform"/>
     <w:p>
       <w:pPr>
         <w:pStyle w:val="Heading3"/>
       </w:pPr>
       <w:r>
-        <w:t xml:space="preserve">AI News Hub — Content Platform</w:t>
+        <w:t xml:space="preserve">AI News Hub - Content Platform</w:t>
       </w:r>
     </w:p>
     <w:p>
@@ -505,14 +522,14 @@
         <w:t xml:space="preserve">: Astro</w:t>
       </w:r>
     </w:p>
-    <w:bookmarkEnd w:id="17"/>
-    <w:bookmarkStart w:id="18" w:name="X10a789f491f65961c9f2fb31edbe9176d0de0f6"/>
+    <w:bookmarkEnd w:id="18"/>
+    <w:bookmarkStart w:id="19" w:name="Xee7b48c25e184acaf4ee707e3c19d0d22314d63"/>
     <w:p>
       <w:pPr>
         <w:pStyle w:val="Heading3"/>
       </w:pPr>
       <w:r>
-        <w:t xml:space="preserve">DG-Labs OS — Portfolio as Operating System</w:t>
+        <w:t xml:space="preserve">DG-Labs OS - Portfolio as Operating System</w:t>
       </w:r>
     </w:p>
     <w:p>
@@ -532,7 +549,7 @@
         <w:pStyle w:val="BodyText"/>
       </w:pPr>
       <w:r>
-        <w:t xml:space="preserve">Cognitive operating system presenting work, research, and ideas as explorable apps, windows, and workflows — with a retrieval-grounded agent runtime.</w:t>
+        <w:t xml:space="preserve">Cognitive operating system presenting work, research, and ideas as explorable apps, windows, and workflows - with a retrieval-grounded agent runtime.</w:t>
       </w:r>
     </w:p>
     <w:p>
@@ -609,9 +626,9 @@
         </w:pict>
       </w:r>
     </w:p>
-    <w:bookmarkEnd w:id="18"/>
     <w:bookmarkEnd w:id="19"/>
-    <w:bookmarkStart w:id="21" w:name="experience"/>
+    <w:bookmarkEnd w:id="20"/>
+    <w:bookmarkStart w:id="22" w:name="experience"/>
     <w:p>
       <w:pPr>
         <w:pStyle w:val="Heading2"/>
@@ -620,7 +637,7 @@
         <w:t xml:space="preserve">Experience</w:t>
       </w:r>
     </w:p>
-    <w:bookmarkStart w:id="20" w:name="data-engineer-research-engineer-scope"/>
+    <w:bookmarkStart w:id="21" w:name="data-engineer-research-engineer-scope"/>
     <w:p>
       <w:pPr>
         <w:pStyle w:val="Heading3"/>
@@ -662,9 +679,9 @@
         </w:pict>
       </w:r>
     </w:p>
-    <w:bookmarkEnd w:id="20"/>
     <w:bookmarkEnd w:id="21"/>
-    <w:bookmarkStart w:id="24" w:name="education"/>
+    <w:bookmarkEnd w:id="22"/>
+    <w:bookmarkStart w:id="25" w:name="education"/>
     <w:p>
       <w:pPr>
         <w:pStyle w:val="Heading2"/>
@@ -673,7 +690,7 @@
         <w:t xml:space="preserve">Education</w:t>
       </w:r>
     </w:p>
-    <w:bookmarkStart w:id="22" w:name="ma-human-rights"/>
+    <w:bookmarkStart w:id="23" w:name="ma-human-rights"/>
     <w:p>
       <w:pPr>
         <w:pStyle w:val="Heading3"/>
@@ -705,11 +722,11 @@
         <w:pStyle w:val="BodyText"/>
       </w:pPr>
       <w:r>
-        <w:t xml:space="preserve">Graduate study in human rights theory and practice. Foundational training in how institutions, policies, and technical systems create or deny human agency — directly informing an empowerment-first approach to AI system design.</w:t>
-      </w:r>
-    </w:p>
-    <w:bookmarkEnd w:id="22"/>
-    <w:bookmarkStart w:id="23" w:name="ba-philosophy-philosophy-of-science"/>
+        <w:t xml:space="preserve">Graduate study in human rights theory and practice. Foundational training in how institutions, policies, and technical systems create or deny human agency - directly informing an empowerment-first approach to AI system design.</w:t>
+      </w:r>
+    </w:p>
+    <w:bookmarkEnd w:id="23"/>
+    <w:bookmarkStart w:id="24" w:name="ba-philosophy-philosophy-of-science"/>
     <w:p>
       <w:pPr>
         <w:pStyle w:val="Heading3"/>
@@ -741,7 +758,7 @@
         <w:pStyle w:val="BodyText"/>
       </w:pPr>
       <w:r>
-        <w:t xml:space="preserve">Specialisation in philosophy of science, epistemology, and the structure of scientific knowledge. Training in how representational frameworks constrain what we can know — the philosophical foundation for treating intent as geometric structure and questioning assumptions embedded in technical systems.</w:t>
+        <w:t xml:space="preserve">Specialisation in philosophy of science, epistemology, and the structure of scientific knowledge. Training in how representational frameworks constrain what we can know - the philosophical foundation for treating intent as geometric structure and questioning assumptions embedded in technical systems.</w:t>
       </w:r>
     </w:p>
     <w:p>
@@ -751,9 +768,9 @@
         </w:pict>
       </w:r>
     </w:p>
-    <w:bookmarkEnd w:id="23"/>
     <w:bookmarkEnd w:id="24"/>
-    <w:bookmarkStart w:id="25" w:name="research--publications"/>
+    <w:bookmarkEnd w:id="25"/>
+    <w:bookmarkStart w:id="26" w:name="research--publications"/>
     <w:p>
       <w:pPr>
         <w:pStyle w:val="Heading2"/>
@@ -799,7 +816,7 @@
         <w:t xml:space="preserve"> </w:t>
       </w:r>
       <w:r>
-        <w:t xml:space="preserve">— Argues that consumer intent has geometric structure that categorical taxonomies destroy. Proposes embedding-based models that let intent patterns emerge from behavioral data rather than predefined categories.</w:t>
+        <w:t xml:space="preserve">- Argues that consumer intent has geometric structure that categorical taxonomies destroy. Proposes embedding-based models that let intent patterns emerge from behavioral data rather than predefined categories.</w:t>
       </w:r>
     </w:p>
     <w:p>
@@ -821,7 +838,7 @@
         <w:t xml:space="preserve"> </w:t>
       </w:r>
       <w:r>
-        <w:t xml:space="preserve">— Applies phenomenological methods to search behavior, examining what the experience of formulating a query reveals about human intention and the design obligations of search systems.</w:t>
+        <w:t xml:space="preserve">- Applies phenomenological methods to search behavior, examining what the experience of formulating a query reveals about human intention and the design obligations of search systems.</w:t>
       </w:r>
     </w:p>
     <w:p>
@@ -843,8 +860,8 @@
         </w:pict>
       </w:r>
     </w:p>
-    <w:bookmarkEnd w:id="25"/>
-    <w:bookmarkStart w:id="26" w:name="technical-skills"/>
+    <w:bookmarkEnd w:id="26"/>
+    <w:bookmarkStart w:id="27" w:name="technical-skills"/>
     <w:p>
       <w:pPr>
         <w:pStyle w:val="Heading2"/>
@@ -927,8 +944,8 @@
         </w:pict>
       </w:r>
     </w:p>
-    <w:bookmarkEnd w:id="26"/>
-    <w:bookmarkStart w:id="27" w:name="what-makes-this-profile-distinct"/>
+    <w:bookmarkEnd w:id="27"/>
+    <w:bookmarkStart w:id="28" w:name="what-makes-this-profile-distinct"/>
     <w:p>
       <w:pPr>
         <w:pStyle w:val="Heading2"/>
@@ -998,11 +1015,11 @@
         <w:pStyle w:val="BodyText"/>
       </w:pPr>
       <w:r>
-        <w:t xml:space="preserve">Core thesis: AI systems should empower human agency, not extract attention. This is not a tagline — it is a design constraint that runs through every project.</w:t>
-      </w:r>
-    </w:p>
-    <w:bookmarkEnd w:id="27"/>
+        <w:t xml:space="preserve">Core thesis: AI systems should empower human agency, not extract attention. This is not a tagline - it is a design constraint that runs through every project.</w:t>
+      </w:r>
+    </w:p>
     <w:bookmarkEnd w:id="28"/>
+    <w:bookmarkEnd w:id="29"/>
     <w:sectPr>
       <w:footnotePr>
         <w:numRestart w:val="eachSect"/>

--- a/public/cv/Dessi_Georgieva_CV.docx
+++ b/public/cv/Dessi_Georgieva_CV.docx
@@ -33,7 +33,36 @@
       <w:r>
         <w:t xml:space="preserve"> </w:t>
       </w:r>
+      <w:r>
+        <w:rPr>
+          <w:b/>
+          <w:bCs/>
+        </w:rPr>
+        <w:t xml:space="preserve">Email:</w:t>
+      </w:r>
+      <w:r>
+        <w:t xml:space="preserve"> </w:t>
+      </w:r>
       <w:hyperlink r:id="rId9">
+        <w:hyperlink r:id="rId9">
+          <w:r>
+            <w:rPr>
+              <w:rStyle w:val="Hyperlink"/>
+            </w:rPr>
+            <w:t xml:space="preserve">dessi.georgieva8@gmail.com</w:t>
+          </w:r>
+        </w:hyperlink>
+      </w:hyperlink>
+      <w:r>
+        <w:t xml:space="preserve"> </w:t>
+      </w:r>
+      <w:r>
+        <w:t xml:space="preserve">·</w:t>
+      </w:r>
+      <w:r>
+        <w:t xml:space="preserve"> </w:t>
+      </w:r>
+      <w:hyperlink r:id="rId10">
         <w:r>
           <w:rPr>
             <w:rStyle w:val="Hyperlink"/>
@@ -50,7 +79,7 @@
       <w:r>
         <w:t xml:space="preserve"> </w:t>
       </w:r>
-      <w:hyperlink r:id="rId10">
+      <w:hyperlink r:id="rId11">
         <w:r>
           <w:rPr>
             <w:rStyle w:val="Hyperlink"/>
@@ -67,7 +96,7 @@
       <w:r>
         <w:t xml:space="preserve"> </w:t>
       </w:r>
-      <w:hyperlink r:id="rId11">
+      <w:hyperlink r:id="rId12">
         <w:r>
           <w:rPr>
             <w:rStyle w:val="Hyperlink"/>
@@ -84,29 +113,12 @@
       <w:r>
         <w:t xml:space="preserve"> </w:t>
       </w:r>
-      <w:hyperlink r:id="rId12">
+      <w:hyperlink r:id="rId13">
         <w:r>
           <w:rPr>
             <w:rStyle w:val="Hyperlink"/>
           </w:rPr>
           <w:t xml:space="preserve">AI News Hub</w:t>
-        </w:r>
-      </w:hyperlink>
-      <w:r>
-        <w:t xml:space="preserve"> </w:t>
-      </w:r>
-      <w:r>
-        <w:t xml:space="preserve">·</w:t>
-      </w:r>
-      <w:r>
-        <w:t xml:space="preserve"> </w:t>
-      </w:r>
-      <w:hyperlink r:id="rId13">
-        <w:r>
-          <w:rPr>
-            <w:rStyle w:val="Hyperlink"/>
-          </w:rPr>
-          <w:t xml:space="preserve">Contact</w:t>
         </w:r>
       </w:hyperlink>
     </w:p>

--- a/public/cv/Dessi_Georgieva_CV.docx
+++ b/public/cv/Dessi_Georgieva_CV.docx
@@ -2,7 +2,7 @@
 <file path=word/document.xml><?xml version="1.0" encoding="utf-8"?>
 <w:document xmlns:w="http://schemas.openxmlformats.org/wordprocessingml/2006/main" xmlns:m="http://schemas.openxmlformats.org/officeDocument/2006/math" xmlns:r="http://schemas.openxmlformats.org/officeDocument/2006/relationships" xmlns:o="urn:schemas-microsoft-com:office:office" xmlns:v="urn:schemas-microsoft-com:vml" xmlns:w10="urn:schemas-microsoft-com:office:word" xmlns:a="http://schemas.openxmlformats.org/drawingml/2006/main" xmlns:pic="http://schemas.openxmlformats.org/drawingml/2006/picture" xmlns:wp="http://schemas.openxmlformats.org/drawingml/2006/wordprocessingDrawing">
   <w:body>
-    <w:bookmarkStart w:id="29" w:name="dessi-georgieva"/>
+    <w:bookmarkStart w:id="37" w:name="dessi-georgieva"/>
     <w:p>
       <w:pPr>
         <w:pStyle w:val="Heading1"/>
@@ -143,7 +143,7 @@
         <w:pStyle w:val="FirstParagraph"/>
       </w:pPr>
       <w:r>
-        <w:t xml:space="preserve">Research Engineer building AI systems that empower human agency rather than extract attention. I design multi-agent architectures, Bayesian learning systems, and marketing intelligence platforms grounded in a philosophical framework that treats intention as geometric structure and system design as an ethical practice. My work bridges production engineering, original research, and community building around empowerment-focused AI.</w:t>
+        <w:t xml:space="preserve">Research Engineer building AI systems that empower human agency. I design multi-agent architectures, Bayesian learning systems, and marketing intelligence platforms grounded in a philosophical framework that treats intention as geometric structure and system design as an ethical practice. My work bridges production engineering, original research, and community building around empowerment-focused AI.</w:t>
       </w:r>
     </w:p>
     <w:p>
@@ -154,7 +154,7 @@
       </w:r>
     </w:p>
     <w:bookmarkEnd w:id="14"/>
-    <w:bookmarkStart w:id="20" w:name="core-systems"/>
+    <w:bookmarkStart w:id="24" w:name="core-systems"/>
     <w:p>
       <w:pPr>
         <w:pStyle w:val="Heading2"/>
@@ -274,7 +274,11 @@
         <w:pStyle w:val="FirstParagraph"/>
       </w:pPr>
       <w:r>
-        <w:t xml:space="preserve">_Performics Innovations Lab (Publicis Media) · Production _</w:t>
+        <w:rPr>
+          <w:i/>
+          <w:iCs/>
+        </w:rPr>
+        <w:t xml:space="preserve">Performics Innovations Lab (Publicis Media) · Production</w:t>
       </w:r>
     </w:p>
     <w:p>
@@ -319,18 +323,6 @@
       </w:pPr>
       <w:r>
         <w:t xml:space="preserve">Built closed feedback loops: agent actions → commerce outcomes → belief updates → improved decisions</w:t>
-      </w:r>
-    </w:p>
-    <w:p>
-      <w:pPr>
-        <w:pStyle w:val="Compact"/>
-        <w:numPr>
-          <w:ilvl w:val="0"/>
-          <w:numId w:val="1002"/>
-        </w:numPr>
-      </w:pPr>
-      <w:r>
-        <w:t xml:space="preserve">Deployed enterprise-grade system on AWS with production monitoring and operational infrastructure</w:t>
       </w:r>
     </w:p>
     <w:p>
@@ -353,7 +345,7 @@
       </w:r>
     </w:p>
     <w:bookmarkEnd w:id="16"/>
-    <w:bookmarkStart w:id="17" w:name="ai-agent-skills-framework"/>
+    <w:bookmarkStart w:id="19" w:name="ai-agent-skills-framework"/>
     <w:p>
       <w:pPr>
         <w:pStyle w:val="Heading3"/>
@@ -391,7 +383,7 @@
         </w:numPr>
       </w:pPr>
       <w:r>
-        <w:t xml:space="preserve">Created 18 production-ready agent skills with consistent specification format</w:t>
+        <w:t xml:space="preserve">Designed reusable, runtime-agnostic skills architecture for agent workflows</w:t>
       </w:r>
     </w:p>
     <w:p>
@@ -403,7 +395,7 @@
         </w:numPr>
       </w:pPr>
       <w:r>
-        <w:t xml:space="preserve">Built cross-platform Go CLI tool for skill discovery, installation, and management</w:t>
+        <w:t xml:space="preserve">Built and maintained a public skills catalog with practical implementation patterns</w:t>
       </w:r>
     </w:p>
     <w:p>
@@ -415,19 +407,7 @@
         </w:numPr>
       </w:pPr>
       <w:r>
-        <w:t xml:space="preserve">Developed Next.js catalog website providing searchable, browseable skill interface</w:t>
-      </w:r>
-    </w:p>
-    <w:p>
-      <w:pPr>
-        <w:pStyle w:val="Compact"/>
-        <w:numPr>
-          <w:ilvl w:val="0"/>
-          <w:numId w:val="1003"/>
-        </w:numPr>
-      </w:pPr>
-      <w:r>
-        <w:t xml:space="preserve">Designed progressive educational architecture from fundamentals to advanced orchestration</w:t>
+        <w:t xml:space="preserve">Structured skills around guardrails, clear IO contracts, and composable tool-use behavior</w:t>
       </w:r>
     </w:p>
     <w:p>
@@ -443,14 +423,61 @@
           <w:b/>
           <w:bCs/>
         </w:rPr>
+        <w:t xml:space="preserve">Open</w:t>
+      </w:r>
+      <w:r>
+        <w:t xml:space="preserve">:</w:t>
+      </w:r>
+      <w:r>
+        <w:t xml:space="preserve"> </w:t>
+      </w:r>
+      <w:hyperlink r:id="rId17">
+        <w:r>
+          <w:rPr>
+            <w:rStyle w:val="Hyperlink"/>
+          </w:rPr>
+          <w:t xml:space="preserve">skills.ai-knowledge-hub.org</w:t>
+        </w:r>
+      </w:hyperlink>
+      <w:r>
+        <w:t xml:space="preserve"> </w:t>
+      </w:r>
+      <w:r>
+        <w:t xml:space="preserve">·</w:t>
+      </w:r>
+      <w:r>
+        <w:t xml:space="preserve"> </w:t>
+      </w:r>
+      <w:hyperlink r:id="rId18">
+        <w:r>
+          <w:rPr>
+            <w:rStyle w:val="Hyperlink"/>
+          </w:rPr>
+          <w:t xml:space="preserve">GitHub</w:t>
+        </w:r>
+      </w:hyperlink>
+    </w:p>
+    <w:p>
+      <w:pPr>
+        <w:pStyle w:val="Compact"/>
+        <w:numPr>
+          <w:ilvl w:val="0"/>
+          <w:numId w:val="1003"/>
+        </w:numPr>
+      </w:pPr>
+      <w:r>
+        <w:rPr>
+          <w:b/>
+          <w:bCs/>
+        </w:rPr>
         <w:t xml:space="preserve">Stack</w:t>
       </w:r>
       <w:r>
-        <w:t xml:space="preserve">: Go, Next.js/React, Markdown, multi-runtime skill specifications</w:t>
-      </w:r>
-    </w:p>
-    <w:bookmarkEnd w:id="17"/>
-    <w:bookmarkStart w:id="18" w:name="ai-news-hub---content-platform"/>
+        <w:t xml:space="preserve">: TypeScript, Next.js, Markdown, agent workflow design</w:t>
+      </w:r>
+    </w:p>
+    <w:bookmarkEnd w:id="19"/>
+    <w:bookmarkStart w:id="20" w:name="ai-news-hub---content-platform"/>
     <w:p>
       <w:pPr>
         <w:pStyle w:val="Heading3"/>
@@ -468,7 +495,7 @@
           <w:i/>
           <w:iCs/>
         </w:rPr>
-        <w:t xml:space="preserve">200+ organic followers · 50+ articles · Active</w:t>
+        <w:t xml:space="preserve">250+ organic followers · 50+ articles · Active</w:t>
       </w:r>
     </w:p>
     <w:p>
@@ -488,7 +515,7 @@
         </w:numPr>
       </w:pPr>
       <w:r>
-        <w:t xml:space="preserve">Grew platform to 200+ organic followers in six months alongside full-time engineering work</w:t>
+        <w:t xml:space="preserve">Grew platform to 250+ organic followers in six months alongside full-time engineering work</w:t>
       </w:r>
     </w:p>
     <w:p>
@@ -534,8 +561,8 @@
         <w:t xml:space="preserve">: Astro</w:t>
       </w:r>
     </w:p>
-    <w:bookmarkEnd w:id="18"/>
-    <w:bookmarkStart w:id="19" w:name="Xee7b48c25e184acaf4ee707e3c19d0d22314d63"/>
+    <w:bookmarkEnd w:id="20"/>
+    <w:bookmarkStart w:id="21" w:name="Xee7b48c25e184acaf4ee707e3c19d0d22314d63"/>
     <w:p>
       <w:pPr>
         <w:pStyle w:val="Heading3"/>
@@ -561,7 +588,7 @@
         <w:pStyle w:val="BodyText"/>
       </w:pPr>
       <w:r>
-        <w:t xml:space="preserve">Cognitive operating system presenting work, research, and ideas as explorable apps, windows, and workflows - with a retrieval-grounded agent runtime.</w:t>
+        <w:t xml:space="preserve">Cognitive operating system presenting work, research, and ideas as explorable apps, windows, and workflows with a retrieval-grounded agent runtime.</w:t>
       </w:r>
     </w:p>
     <w:p>
@@ -628,7 +655,210 @@
         <w:t xml:space="preserve">Stack</w:t>
       </w:r>
       <w:r>
-        <w:t xml:space="preserve">: Astro, React, TypeScript, Sigma.js, OpenRouter</w:t>
+        <w:t xml:space="preserve">: Astro, React, TypeScript, Sigma.js</w:t>
+      </w:r>
+    </w:p>
+    <w:bookmarkEnd w:id="21"/>
+    <w:bookmarkStart w:id="22" w:name="aion-enterprise-auth-platform"/>
+    <w:p>
+      <w:pPr>
+        <w:pStyle w:val="Heading3"/>
+      </w:pPr>
+      <w:r>
+        <w:t xml:space="preserve">Aion Enterprise Auth Platform</w:t>
+      </w:r>
+    </w:p>
+    <w:p>
+      <w:pPr>
+        <w:pStyle w:val="FirstParagraph"/>
+      </w:pPr>
+      <w:r>
+        <w:rPr>
+          <w:i/>
+          <w:iCs/>
+        </w:rPr>
+        <w:t xml:space="preserve">Performics scope · Enterprise architecture</w:t>
+      </w:r>
+    </w:p>
+    <w:p>
+      <w:pPr>
+        <w:pStyle w:val="BodyText"/>
+      </w:pPr>
+      <w:r>
+        <w:t xml:space="preserve">Multi-tenant authentication and authorization architecture for AI applications requiring strict tenant boundaries, hierarchical role governance, and capability-tier controls.</w:t>
+      </w:r>
+    </w:p>
+    <w:p>
+      <w:pPr>
+        <w:pStyle w:val="Compact"/>
+        <w:numPr>
+          <w:ilvl w:val="0"/>
+          <w:numId w:val="1006"/>
+        </w:numPr>
+      </w:pPr>
+      <w:r>
+        <w:t xml:space="preserve">Designed layered RBAC model mapped to enterprise organizational structure</w:t>
+      </w:r>
+    </w:p>
+    <w:p>
+      <w:pPr>
+        <w:pStyle w:val="Compact"/>
+        <w:numPr>
+          <w:ilvl w:val="0"/>
+          <w:numId w:val="1006"/>
+        </w:numPr>
+      </w:pPr>
+      <w:r>
+        <w:t xml:space="preserve">Implemented tenant-aware auth boundaries and policy enforcement contracts</w:t>
+      </w:r>
+    </w:p>
+    <w:p>
+      <w:pPr>
+        <w:pStyle w:val="Compact"/>
+        <w:numPr>
+          <w:ilvl w:val="0"/>
+          <w:numId w:val="1006"/>
+        </w:numPr>
+      </w:pPr>
+      <w:r>
+        <w:t xml:space="preserve">Integrated Microsoft Entra/OIDC identity surfaces into platform access flows</w:t>
+      </w:r>
+    </w:p>
+    <w:p>
+      <w:pPr>
+        <w:pStyle w:val="Compact"/>
+        <w:numPr>
+          <w:ilvl w:val="0"/>
+          <w:numId w:val="1006"/>
+        </w:numPr>
+      </w:pPr>
+      <w:r>
+        <w:t xml:space="preserve">Structured auth domain with clean architecture boundaries for maintainability</w:t>
+      </w:r>
+    </w:p>
+    <w:p>
+      <w:pPr>
+        <w:pStyle w:val="Compact"/>
+        <w:numPr>
+          <w:ilvl w:val="0"/>
+          <w:numId w:val="1006"/>
+        </w:numPr>
+      </w:pPr>
+      <w:r>
+        <w:rPr>
+          <w:b/>
+          <w:bCs/>
+        </w:rPr>
+        <w:t xml:space="preserve">Stack</w:t>
+      </w:r>
+      <w:r>
+        <w:t xml:space="preserve">: FastAPI, Next.js, OIDC, Microsoft Entra, Postgres, policy enforcement</w:t>
+      </w:r>
+    </w:p>
+    <w:bookmarkEnd w:id="22"/>
+    <w:bookmarkStart w:id="23" w:name="onesuite-labs-ephemeral-infrastructure"/>
+    <w:p>
+      <w:pPr>
+        <w:pStyle w:val="Heading3"/>
+      </w:pPr>
+      <w:r>
+        <w:t xml:space="preserve">OneSuite Labs Ephemeral Infrastructure</w:t>
+      </w:r>
+    </w:p>
+    <w:p>
+      <w:pPr>
+        <w:pStyle w:val="FirstParagraph"/>
+      </w:pPr>
+      <w:r>
+        <w:rPr>
+          <w:i/>
+          <w:iCs/>
+        </w:rPr>
+        <w:t xml:space="preserve">Performics scope · Infrastructure modernization</w:t>
+      </w:r>
+    </w:p>
+    <w:p>
+      <w:pPr>
+        <w:pStyle w:val="BodyText"/>
+      </w:pPr>
+      <w:r>
+        <w:t xml:space="preserve">Infrastructure cleanup and modernization initiative replacing legacy untagged AWS resources with reproducible ephemeral stacks for safe experimentation and faster idea validation.</w:t>
+      </w:r>
+    </w:p>
+    <w:p>
+      <w:pPr>
+        <w:pStyle w:val="Compact"/>
+        <w:numPr>
+          <w:ilvl w:val="0"/>
+          <w:numId w:val="1007"/>
+        </w:numPr>
+      </w:pPr>
+      <w:r>
+        <w:t xml:space="preserve">Defined decommissioning strategy for non-terraform legacy resources</w:t>
+      </w:r>
+    </w:p>
+    <w:p>
+      <w:pPr>
+        <w:pStyle w:val="Compact"/>
+        <w:numPr>
+          <w:ilvl w:val="0"/>
+          <w:numId w:val="1007"/>
+        </w:numPr>
+      </w:pPr>
+      <w:r>
+        <w:t xml:space="preserve">Built contract-driven ephemeral environment workflows (</w:t>
+      </w:r>
+      <w:r>
+        <w:rPr>
+          <w:rStyle w:val="VerbatimChar"/>
+        </w:rPr>
+        <w:t xml:space="preserve">up/down/inventory</w:t>
+      </w:r>
+      <w:r>
+        <w:t xml:space="preserve">)</w:t>
+      </w:r>
+    </w:p>
+    <w:p>
+      <w:pPr>
+        <w:pStyle w:val="Compact"/>
+        <w:numPr>
+          <w:ilvl w:val="0"/>
+          <w:numId w:val="1007"/>
+        </w:numPr>
+      </w:pPr>
+      <w:r>
+        <w:t xml:space="preserve">Introduced drift-aware infrastructure checks and runtime contract gates</w:t>
+      </w:r>
+    </w:p>
+    <w:p>
+      <w:pPr>
+        <w:pStyle w:val="Compact"/>
+        <w:numPr>
+          <w:ilvl w:val="0"/>
+          <w:numId w:val="1007"/>
+        </w:numPr>
+      </w:pPr>
+      <w:r>
+        <w:t xml:space="preserve">Enabled scratch environments mirroring production contracts for testing</w:t>
+      </w:r>
+    </w:p>
+    <w:p>
+      <w:pPr>
+        <w:pStyle w:val="Compact"/>
+        <w:numPr>
+          <w:ilvl w:val="0"/>
+          <w:numId w:val="1007"/>
+        </w:numPr>
+      </w:pPr>
+      <w:r>
+        <w:rPr>
+          <w:b/>
+          <w:bCs/>
+        </w:rPr>
+        <w:t xml:space="preserve">Stack</w:t>
+      </w:r>
+      <w:r>
+        <w:t xml:space="preserve">: Terraform, AWS, IaC workflows, contract gates, drift detection</w:t>
       </w:r>
     </w:p>
     <w:p>
@@ -638,9 +868,9 @@
         </w:pict>
       </w:r>
     </w:p>
-    <w:bookmarkEnd w:id="19"/>
-    <w:bookmarkEnd w:id="20"/>
-    <w:bookmarkStart w:id="22" w:name="experience"/>
+    <w:bookmarkEnd w:id="23"/>
+    <w:bookmarkEnd w:id="24"/>
+    <w:bookmarkStart w:id="30" w:name="experience"/>
     <w:p>
       <w:pPr>
         <w:pStyle w:val="Heading2"/>
@@ -649,7 +879,7 @@
         <w:t xml:space="preserve">Experience</w:t>
       </w:r>
     </w:p>
-    <w:bookmarkStart w:id="21" w:name="data-engineer-research-engineer-scope"/>
+    <w:bookmarkStart w:id="25" w:name="data-engineer-research-engineer-scope"/>
     <w:p>
       <w:pPr>
         <w:pStyle w:val="Heading3"/>
@@ -673,7 +903,7 @@
         <w:t xml:space="preserve"> </w:t>
       </w:r>
       <w:r>
-        <w:t xml:space="preserve">· London, UK · Present</w:t>
+        <w:t xml:space="preserve">· London, UK · Nov 2023 - Present</w:t>
       </w:r>
     </w:p>
     <w:p>
@@ -682,6 +912,162 @@
       </w:pPr>
       <w:r>
         <w:t xml:space="preserve">Designing and building AI systems from the ground up within a marketing intelligence context. Actual scope encompasses multi-agent architectures, Bayesian learning frameworks, behavioral modeling systems, and production deployment. Core systems built: Intent Recognition Agent, Agentic Commerce Learning Loop.</w:t>
+      </w:r>
+    </w:p>
+    <w:bookmarkEnd w:id="25"/>
+    <w:bookmarkStart w:id="26" w:name="senior-business-intelligence-analyst"/>
+    <w:p>
+      <w:pPr>
+        <w:pStyle w:val="Heading3"/>
+      </w:pPr>
+      <w:r>
+        <w:t xml:space="preserve">Senior Business Intelligence Analyst</w:t>
+      </w:r>
+    </w:p>
+    <w:p>
+      <w:pPr>
+        <w:pStyle w:val="FirstParagraph"/>
+      </w:pPr>
+      <w:r>
+        <w:rPr>
+          <w:b/>
+          <w:bCs/>
+        </w:rPr>
+        <w:t xml:space="preserve">Publicis Media</w:t>
+      </w:r>
+      <w:r>
+        <w:t xml:space="preserve"> </w:t>
+      </w:r>
+      <w:r>
+        <w:t xml:space="preserve">· London, UK · Mar 2023 - Nov 2023</w:t>
+      </w:r>
+    </w:p>
+    <w:p>
+      <w:pPr>
+        <w:pStyle w:val="BodyText"/>
+      </w:pPr>
+      <w:r>
+        <w:t xml:space="preserve">Bridged enterprise marketing analytics and production decision systems, shaping the transition from reporting pipelines to intelligence workflows.</w:t>
+      </w:r>
+    </w:p>
+    <w:bookmarkEnd w:id="26"/>
+    <w:bookmarkStart w:id="27" w:name="business-intelligence-manager"/>
+    <w:p>
+      <w:pPr>
+        <w:pStyle w:val="Heading3"/>
+      </w:pPr>
+      <w:r>
+        <w:t xml:space="preserve">Business Intelligence Manager</w:t>
+      </w:r>
+    </w:p>
+    <w:p>
+      <w:pPr>
+        <w:pStyle w:val="FirstParagraph"/>
+      </w:pPr>
+      <w:r>
+        <w:rPr>
+          <w:b/>
+          <w:bCs/>
+        </w:rPr>
+        <w:t xml:space="preserve">Jellyfish</w:t>
+      </w:r>
+      <w:r>
+        <w:t xml:space="preserve"> </w:t>
+      </w:r>
+      <w:r>
+        <w:t xml:space="preserve">· London, UK · Jan 2021 - Mar 2023</w:t>
+      </w:r>
+    </w:p>
+    <w:p>
+      <w:pPr>
+        <w:pStyle w:val="BodyText"/>
+      </w:pPr>
+      <w:r>
+        <w:t xml:space="preserve">Led production-grade analytics systems (Shiny apps, AWS ETL, data lake structures), strengthening the engineering foundation for later AI-native system design.</w:t>
+      </w:r>
+    </w:p>
+    <w:bookmarkEnd w:id="27"/>
+    <w:bookmarkStart w:id="28" w:name="X8825366de6d00ef5d2c3af505c773439bead341"/>
+    <w:p>
+      <w:pPr>
+        <w:pStyle w:val="Heading3"/>
+      </w:pPr>
+      <w:r>
+        <w:t xml:space="preserve">Data Consultant / SQL Developer / Data Analyst (Selected Contracts)</w:t>
+      </w:r>
+    </w:p>
+    <w:p>
+      <w:pPr>
+        <w:pStyle w:val="FirstParagraph"/>
+      </w:pPr>
+      <w:r>
+        <w:rPr>
+          <w:b/>
+          <w:bCs/>
+        </w:rPr>
+        <w:t xml:space="preserve">Founders Forum, Toaster, Wunderman Thompson, BCW Global, Reed Business Information, Founders Factory, Grapeshot, The Drum</w:t>
+      </w:r>
+      <w:r>
+        <w:t xml:space="preserve"> </w:t>
+      </w:r>
+      <w:r>
+        <w:t xml:space="preserve">· London, UK · 2017 - 2020</w:t>
+      </w:r>
+    </w:p>
+    <w:p>
+      <w:pPr>
+        <w:pStyle w:val="BodyText"/>
+      </w:pPr>
+      <w:r>
+        <w:t xml:space="preserve">Delivered end-to-end data systems across CRM, analytics, segmentation, automation, and experimentation, building the practical architecture mindset now applied to agentic AI systems.</w:t>
+      </w:r>
+    </w:p>
+    <w:bookmarkEnd w:id="28"/>
+    <w:bookmarkStart w:id="29" w:name="X3cdcb2e6fb67a8df137c119df7da5370c8557e1"/>
+    <w:p>
+      <w:pPr>
+        <w:pStyle w:val="Heading3"/>
+      </w:pPr>
+      <w:r>
+        <w:t xml:space="preserve">Policy, Nonprofit, and Data Foundations (Selected Roles)</w:t>
+      </w:r>
+    </w:p>
+    <w:p>
+      <w:pPr>
+        <w:pStyle w:val="FirstParagraph"/>
+      </w:pPr>
+      <w:r>
+        <w:rPr>
+          <w:b/>
+          <w:bCs/>
+        </w:rPr>
+        <w:t xml:space="preserve">RNIB, Richard House Children's Hospice, Peace Direct, Orangutan Protection Foundation, Link Ethiopia, Friends of the Earth, Centre for the Study of Democracy</w:t>
+      </w:r>
+      <w:r>
+        <w:t xml:space="preserve"> </w:t>
+      </w:r>
+      <w:r>
+        <w:t xml:space="preserve">· UK &amp; Bulgaria · 2008 - 2017</w:t>
+      </w:r>
+    </w:p>
+    <w:p>
+      <w:pPr>
+        <w:pStyle w:val="BodyText"/>
+      </w:pPr>
+      <w:r>
+        <w:t xml:space="preserve">Built early foundations in human-centered impact, policy reasoning, and mission-driven data practice - the origin of today's empowerment-first AI thesis.</w:t>
+      </w:r>
+    </w:p>
+    <w:p>
+      <w:pPr>
+        <w:pStyle w:val="BodyText"/>
+      </w:pPr>
+      <w:r>
+        <w:rPr>
+          <w:i/>
+          <w:iCs/>
+        </w:rPr>
+        <w:t xml:space="preserve">Additional roles and project detail available on LinkedIn.</w:t>
       </w:r>
     </w:p>
     <w:p>
@@ -691,9 +1077,9 @@
         </w:pict>
       </w:r>
     </w:p>
-    <w:bookmarkEnd w:id="21"/>
-    <w:bookmarkEnd w:id="22"/>
-    <w:bookmarkStart w:id="25" w:name="education"/>
+    <w:bookmarkEnd w:id="29"/>
+    <w:bookmarkEnd w:id="30"/>
+    <w:bookmarkStart w:id="33" w:name="education"/>
     <w:p>
       <w:pPr>
         <w:pStyle w:val="Heading2"/>
@@ -702,13 +1088,13 @@
         <w:t xml:space="preserve">Education</w:t>
       </w:r>
     </w:p>
-    <w:bookmarkStart w:id="23" w:name="ma-human-rights"/>
+    <w:bookmarkStart w:id="31" w:name="ma-applied-human-rights"/>
     <w:p>
       <w:pPr>
         <w:pStyle w:val="Heading3"/>
       </w:pPr>
       <w:r>
-        <w:t xml:space="preserve">MA Human Rights</w:t>
+        <w:t xml:space="preserve">MA Applied Human Rights</w:t>
       </w:r>
     </w:p>
     <w:p>
@@ -726,7 +1112,7 @@
         <w:t xml:space="preserve"> </w:t>
       </w:r>
       <w:r>
-        <w:t xml:space="preserve">· UK</w:t>
+        <w:t xml:space="preserve">· UK · 2009 - 2011</w:t>
       </w:r>
     </w:p>
     <w:p>
@@ -734,11 +1120,11 @@
         <w:pStyle w:val="BodyText"/>
       </w:pPr>
       <w:r>
-        <w:t xml:space="preserve">Graduate study in human rights theory and practice. Foundational training in how institutions, policies, and technical systems create or deny human agency - directly informing an empowerment-first approach to AI system design.</w:t>
-      </w:r>
-    </w:p>
-    <w:bookmarkEnd w:id="23"/>
-    <w:bookmarkStart w:id="24" w:name="ba-philosophy-philosophy-of-science"/>
+        <w:t xml:space="preserve">Graduate study in human rights law and practice. Foundational training in how institutions, policies, and technical systems create or deny human agency - directly informing an empowerment-first approach to AI system design.</w:t>
+      </w:r>
+    </w:p>
+    <w:bookmarkEnd w:id="31"/>
+    <w:bookmarkStart w:id="32" w:name="ba-philosophy-philosophy-of-science"/>
     <w:p>
       <w:pPr>
         <w:pStyle w:val="Heading3"/>
@@ -762,7 +1148,7 @@
         <w:t xml:space="preserve"> </w:t>
       </w:r>
       <w:r>
-        <w:t xml:space="preserve">· Bulgaria</w:t>
+        <w:t xml:space="preserve">· Bulgaria · 2003 - 2007</w:t>
       </w:r>
     </w:p>
     <w:p>
@@ -780,9 +1166,9 @@
         </w:pict>
       </w:r>
     </w:p>
-    <w:bookmarkEnd w:id="24"/>
-    <w:bookmarkEnd w:id="25"/>
-    <w:bookmarkStart w:id="26" w:name="research--publications"/>
+    <w:bookmarkEnd w:id="32"/>
+    <w:bookmarkEnd w:id="33"/>
+    <w:bookmarkStart w:id="34" w:name="research--publications"/>
     <w:p>
       <w:pPr>
         <w:pStyle w:val="Heading2"/>
@@ -814,7 +1200,7 @@
         <w:pStyle w:val="Compact"/>
         <w:numPr>
           <w:ilvl w:val="0"/>
-          <w:numId w:val="1006"/>
+          <w:numId w:val="1008"/>
         </w:numPr>
       </w:pPr>
       <w:r>
@@ -836,7 +1222,7 @@
         <w:pStyle w:val="Compact"/>
         <w:numPr>
           <w:ilvl w:val="0"/>
-          <w:numId w:val="1006"/>
+          <w:numId w:val="1008"/>
         </w:numPr>
       </w:pPr>
       <w:r>
@@ -858,7 +1244,7 @@
         <w:pStyle w:val="Compact"/>
         <w:numPr>
           <w:ilvl w:val="0"/>
-          <w:numId w:val="1006"/>
+          <w:numId w:val="1008"/>
         </w:numPr>
       </w:pPr>
       <w:r>
@@ -872,8 +1258,8 @@
         </w:pict>
       </w:r>
     </w:p>
-    <w:bookmarkEnd w:id="26"/>
-    <w:bookmarkStart w:id="27" w:name="technical-skills"/>
+    <w:bookmarkEnd w:id="34"/>
+    <w:bookmarkStart w:id="35" w:name="technical-skills"/>
     <w:p>
       <w:pPr>
         <w:pStyle w:val="Heading2"/>
@@ -894,7 +1280,7 @@
         <w:t xml:space="preserve">Languages</w:t>
       </w:r>
       <w:r>
-        <w:t xml:space="preserve">: Python, Go, TypeScript/JavaScript, R</w:t>
+        <w:t xml:space="preserve">: Python, TypeScript, Go, R</w:t>
       </w:r>
       <w:r>
         <w:t xml:space="preserve"> </w:t>
@@ -956,14 +1342,14 @@
         </w:pict>
       </w:r>
     </w:p>
-    <w:bookmarkEnd w:id="27"/>
-    <w:bookmarkStart w:id="28" w:name="what-makes-this-profile-distinct"/>
+    <w:bookmarkEnd w:id="35"/>
+    <w:bookmarkStart w:id="36" w:name="differentiator"/>
     <w:p>
       <w:pPr>
         <w:pStyle w:val="Heading2"/>
       </w:pPr>
       <w:r>
-        <w:t xml:space="preserve">What Makes This Profile Distinct</w:t>
+        <w:t xml:space="preserve">Differentiator</w:t>
       </w:r>
     </w:p>
     <w:p>
@@ -971,67 +1357,17 @@
         <w:pStyle w:val="FirstParagraph"/>
       </w:pPr>
       <w:r>
-        <w:t xml:space="preserve">Three capabilities rarely found together:</w:t>
-      </w:r>
-      <w:r>
-        <w:t xml:space="preserve"> </w:t>
-      </w:r>
-      <w:r>
-        <w:rPr>
-          <w:b/>
-          <w:bCs/>
-        </w:rPr>
-        <w:t xml:space="preserve">philosophical depth applied as architectural constraint</w:t>
-      </w:r>
-      <w:r>
-        <w:t xml:space="preserve"> </w:t>
-      </w:r>
-      <w:r>
-        <w:t xml:space="preserve">(not decoration),</w:t>
-      </w:r>
-      <w:r>
-        <w:t xml:space="preserve"> </w:t>
-      </w:r>
-      <w:r>
-        <w:rPr>
-          <w:b/>
-          <w:bCs/>
-        </w:rPr>
-        <w:t xml:space="preserve">full-stack AI system building</w:t>
-      </w:r>
-      <w:r>
-        <w:t xml:space="preserve"> </w:t>
-      </w:r>
-      <w:r>
-        <w:t xml:space="preserve">from Bayesian learning to production deployment, and</w:t>
-      </w:r>
-      <w:r>
-        <w:t xml:space="preserve"> </w:t>
-      </w:r>
-      <w:r>
-        <w:rPr>
-          <w:b/>
-          <w:bCs/>
-        </w:rPr>
-        <w:t xml:space="preserve">research writing that bridges technical and practitioner audiences</w:t>
-      </w:r>
-      <w:r>
-        <w:t xml:space="preserve"> </w:t>
-      </w:r>
-      <w:r>
-        <w:t xml:space="preserve">with a growing community of 250+ practitioners.</w:t>
-      </w:r>
-    </w:p>
-    <w:p>
-      <w:pPr>
-        <w:pStyle w:val="BodyText"/>
-      </w:pPr>
-      <w:r>
-        <w:t xml:space="preserve">Core thesis: AI systems should empower human agency, not extract attention. This is not a tagline - it is a design constraint that runs through every project.</w:t>
-      </w:r>
-    </w:p>
-    <w:bookmarkEnd w:id="28"/>
-    <w:bookmarkEnd w:id="29"/>
+        <w:t xml:space="preserve">I combine three layers in one profile: philosophical rigor (agency/ethics), production AI systems engineering, and clear technical writing for practitioner audiences.</w:t>
+      </w:r>
+      <w:r>
+        <w:br/>
+      </w:r>
+      <w:r>
+        <w:t xml:space="preserve">I build systems that optimize for human agency, with measurable engineering outcomes and public artifacts.</w:t>
+      </w:r>
+    </w:p>
+    <w:bookmarkEnd w:id="36"/>
+    <w:bookmarkEnd w:id="37"/>
     <w:sectPr>
       <w:footnotePr>
         <w:numRestart w:val="eachSect"/>
@@ -1264,6 +1600,12 @@
     <w:abstractNumId w:val="991"/>
   </w:num>
   <w:num w:numId="1006">
+    <w:abstractNumId w:val="991"/>
+  </w:num>
+  <w:num w:numId="1007">
+    <w:abstractNumId w:val="991"/>
+  </w:num>
+  <w:num w:numId="1008">
     <w:abstractNumId w:val="991"/>
   </w:num>
 </w:numbering>

--- a/public/cv/Dessi_Georgieva_CV.docx
+++ b/public/cv/Dessi_Georgieva_CV.docx
@@ -2,7 +2,7 @@
 <file path=word/document.xml><?xml version="1.0" encoding="utf-8"?>
 <w:document xmlns:w="http://schemas.openxmlformats.org/wordprocessingml/2006/main" xmlns:m="http://schemas.openxmlformats.org/officeDocument/2006/math" xmlns:r="http://schemas.openxmlformats.org/officeDocument/2006/relationships" xmlns:o="urn:schemas-microsoft-com:office:office" xmlns:v="urn:schemas-microsoft-com:vml" xmlns:w10="urn:schemas-microsoft-com:office:word" xmlns:a="http://schemas.openxmlformats.org/drawingml/2006/main" xmlns:pic="http://schemas.openxmlformats.org/drawingml/2006/picture" xmlns:wp="http://schemas.openxmlformats.org/drawingml/2006/wordprocessingDrawing">
   <w:body>
-    <w:bookmarkStart w:id="37" w:name="dessi-georgieva"/>
+    <w:bookmarkStart w:id="33" w:name="dessi-georgieva"/>
     <w:p>
       <w:pPr>
         <w:pStyle w:val="Heading1"/>
@@ -20,7 +20,7 @@
           <w:b/>
           <w:bCs/>
         </w:rPr>
-        <w:t xml:space="preserve">Research Engineer - AI Systems &amp; Human Agency</w:t>
+        <w:t xml:space="preserve">AI Systems Engineer</w:t>
       </w:r>
     </w:p>
     <w:p>
@@ -29,16 +29,6 @@
       </w:pPr>
       <w:r>
         <w:t xml:space="preserve">London, UK ·</w:t>
-      </w:r>
-      <w:r>
-        <w:t xml:space="preserve"> </w:t>
-      </w:r>
-      <w:r>
-        <w:rPr>
-          <w:b/>
-          <w:bCs/>
-        </w:rPr>
-        <w:t xml:space="preserve">Email:</w:t>
       </w:r>
       <w:r>
         <w:t xml:space="preserve"> </w:t>
@@ -101,6 +91,23 @@
           <w:rPr>
             <w:rStyle w:val="Hyperlink"/>
           </w:rPr>
+          <w:t xml:space="preserve">Portforlio</w:t>
+        </w:r>
+      </w:hyperlink>
+      <w:r>
+        <w:t xml:space="preserve"> </w:t>
+      </w:r>
+      <w:r>
+        <w:t xml:space="preserve">·</w:t>
+      </w:r>
+      <w:r>
+        <w:t xml:space="preserve"> </w:t>
+      </w:r>
+      <w:hyperlink r:id="rId13">
+        <w:r>
+          <w:rPr>
+            <w:rStyle w:val="Hyperlink"/>
+          </w:rPr>
           <w:t xml:space="preserve">AI Knowledge Hub</w:t>
         </w:r>
       </w:hyperlink>
@@ -113,7 +120,7 @@
       <w:r>
         <w:t xml:space="preserve"> </w:t>
       </w:r>
-      <w:hyperlink r:id="rId13">
+      <w:hyperlink r:id="rId14">
         <w:r>
           <w:rPr>
             <w:rStyle w:val="Hyperlink"/>
@@ -129,7 +136,7 @@
         </w:pict>
       </w:r>
     </w:p>
-    <w:bookmarkStart w:id="14" w:name="summary"/>
+    <w:bookmarkStart w:id="15" w:name="summary"/>
     <w:p>
       <w:pPr>
         <w:pStyle w:val="Heading2"/>
@@ -143,7 +150,7 @@
         <w:pStyle w:val="FirstParagraph"/>
       </w:pPr>
       <w:r>
-        <w:t xml:space="preserve">Research Engineer building AI systems that empower human agency. I design multi-agent architectures, Bayesian learning systems, and marketing intelligence platforms grounded in a philosophical framework that treats intention as geometric structure and system design as an ethical practice. My work bridges production engineering, original research, and community building around empowerment-focused AI.</w:t>
+        <w:t xml:space="preserve">I design and build AI systems end-to-end - multi-agent architectures, Bayesian learning loops, behavioral modeling pipelines, and the enterprise infrastructure underneath them. My research focus is how to model human intent as continuous structure rather than fixed categories. I publish original work on these ideas, maintain open-source agent tooling.</w:t>
       </w:r>
     </w:p>
     <w:p>
@@ -153,8 +160,8 @@
         </w:pict>
       </w:r>
     </w:p>
-    <w:bookmarkEnd w:id="14"/>
-    <w:bookmarkStart w:id="24" w:name="core-systems"/>
+    <w:bookmarkEnd w:id="15"/>
+    <w:bookmarkStart w:id="26" w:name="core-systems"/>
     <w:p>
       <w:pPr>
         <w:pStyle w:val="Heading2"/>
@@ -163,7 +170,7 @@
         <w:t xml:space="preserve">Core Systems</w:t>
       </w:r>
     </w:p>
-    <w:bookmarkStart w:id="15" w:name="intent-recognition-agent"/>
+    <w:bookmarkStart w:id="16" w:name="intent-recognition-agent"/>
     <w:p>
       <w:pPr>
         <w:pStyle w:val="Heading3"/>
@@ -201,7 +208,7 @@
         </w:numPr>
       </w:pPr>
       <w:r>
-        <w:t xml:space="preserve">Designed behavioral embedding architecture that represents intent as continuous geometric structure rather than taxonomic classification</w:t>
+        <w:t xml:space="preserve">Built an embedding architecture that treats intent as continuous signal rather than fixed categories - letting patterns emerge from behavioral data instead of being imposed upfront</w:t>
       </w:r>
     </w:p>
     <w:p>
@@ -213,7 +220,7 @@
         </w:numPr>
       </w:pPr>
       <w:r>
-        <w:t xml:space="preserve">Built unsupervised clustering pipeline that discovers emergent intent categories from behavioral data</w:t>
+        <w:t xml:space="preserve">Developed unsupervised clustering pipeline that discovers intent groupings without predefined taxonomies</w:t>
       </w:r>
     </w:p>
     <w:p>
@@ -225,7 +232,7 @@
         </w:numPr>
       </w:pPr>
       <w:r>
-        <w:t xml:space="preserve">Integrated LLM-powered persona generation grounded in cluster characteristics, not demographic assumptions</w:t>
+        <w:t xml:space="preserve">Added LLM persona generation grounded in actual cluster characteristics rather than demographic proxies</w:t>
       </w:r>
     </w:p>
     <w:p>
@@ -237,30 +244,11 @@
         </w:numPr>
       </w:pPr>
       <w:r>
-        <w:t xml:space="preserve">Connected intent intelligence layer to campaign strategy and audience targeting workflows</w:t>
-      </w:r>
-    </w:p>
-    <w:p>
-      <w:pPr>
-        <w:pStyle w:val="Compact"/>
-        <w:numPr>
-          <w:ilvl w:val="0"/>
-          <w:numId w:val="1001"/>
-        </w:numPr>
-      </w:pPr>
-      <w:r>
-        <w:rPr>
-          <w:b/>
-          <w:bCs/>
-        </w:rPr>
-        <w:t xml:space="preserve">Stack</w:t>
-      </w:r>
-      <w:r>
-        <w:t xml:space="preserve">: Python, behavioral embeddings, clustering algorithms, LLM integration</w:t>
-      </w:r>
-    </w:p>
-    <w:bookmarkEnd w:id="15"/>
-    <w:bookmarkStart w:id="16" w:name="agentic-commerce-learning-loop"/>
+        <w:t xml:space="preserve">Connected the intent layer to campaign targeting and audience strategy workflows</w:t>
+      </w:r>
+    </w:p>
+    <w:bookmarkEnd w:id="16"/>
+    <w:bookmarkStart w:id="17" w:name="agentic-commerce-learning-loop"/>
     <w:p>
       <w:pPr>
         <w:pStyle w:val="Heading3"/>
@@ -286,7 +274,7 @@
         <w:pStyle w:val="BodyText"/>
       </w:pPr>
       <w:r>
-        <w:t xml:space="preserve">Multi-tenant Bayesian learning system enabling marketing agents to learn from commerce signals with progressive belief updating.</w:t>
+        <w:t xml:space="preserve">Multi-tenant Bayesian learning system where marketing agents learn from commerce outcomes through continuous belief updating.</w:t>
       </w:r>
     </w:p>
     <w:p>
@@ -298,7 +286,7 @@
         </w:numPr>
       </w:pPr>
       <w:r>
-        <w:t xml:space="preserve">Architected progressive Bayesian updating mechanism for continuous learning from commerce outcomes</w:t>
+        <w:t xml:space="preserve">Built progressive Bayesian updating: agent actions produce commerce outcomes, outcomes update beliefs, beliefs improve the next round of decisions</w:t>
       </w:r>
     </w:p>
     <w:p>
@@ -310,7 +298,7 @@
         </w:numPr>
       </w:pPr>
       <w:r>
-        <w:t xml:space="preserve">Designed multi-tenant isolation ensuring complete data and model separation across clients</w:t>
+        <w:t xml:space="preserve">Designed multi-tenant isolation so each client's data and models stay fully separated</w:t>
       </w:r>
     </w:p>
     <w:p>
@@ -322,36 +310,17 @@
         </w:numPr>
       </w:pPr>
       <w:r>
-        <w:t xml:space="preserve">Built closed feedback loops: agent actions → commerce outcomes → belief updates → improved decisions</w:t>
-      </w:r>
-    </w:p>
-    <w:p>
-      <w:pPr>
-        <w:pStyle w:val="Compact"/>
-        <w:numPr>
-          <w:ilvl w:val="0"/>
-          <w:numId w:val="1002"/>
-        </w:numPr>
-      </w:pPr>
-      <w:r>
-        <w:rPr>
-          <w:b/>
-          <w:bCs/>
-        </w:rPr>
-        <w:t xml:space="preserve">Stack</w:t>
-      </w:r>
-      <w:r>
-        <w:t xml:space="preserve">: Python, Bayesian inference, multi-tenant architecture, AWS, FastAPI</w:t>
-      </w:r>
-    </w:p>
-    <w:bookmarkEnd w:id="16"/>
-    <w:bookmarkStart w:id="19" w:name="ai-agent-skills-framework"/>
+        <w:t xml:space="preserve">Implemented closed feedback loops connecting agent behavior to measurable commerce results</w:t>
+      </w:r>
+    </w:p>
+    <w:bookmarkEnd w:id="17"/>
+    <w:bookmarkStart w:id="18" w:name="X81b88b5531463a29138c5fe90c4629c866e0699"/>
     <w:p>
       <w:pPr>
         <w:pStyle w:val="Heading3"/>
       </w:pPr>
       <w:r>
-        <w:t xml:space="preserve">AI Agent Skills Framework</w:t>
+        <w:t xml:space="preserve">Gateplane - Multi-Tenant Auth &amp; Access Platform</w:t>
       </w:r>
     </w:p>
     <w:p>
@@ -363,7 +332,7 @@
           <w:i/>
           <w:iCs/>
         </w:rPr>
-        <w:t xml:space="preserve">Open Source · ai-knowledge-hub · Active</w:t>
+        <w:t xml:space="preserve">Originated at Performics · Being generalized to open source</w:t>
       </w:r>
     </w:p>
     <w:p>
@@ -371,7 +340,7 @@
         <w:pStyle w:val="BodyText"/>
       </w:pPr>
       <w:r>
-        <w:t xml:space="preserve">Open-source ecosystem helping marketing teams adopt AI agents through structured, progressive learning.</w:t>
+        <w:t xml:space="preserve">Multi-tenant authentication and authorization platform for B2B applications. It includes multiple identity providers, tenant isolation, scoped and hierarchical roles, configurable capability packs and product tiers, adaptable scope taxonomies, and agent-friendly access control.</w:t>
       </w:r>
     </w:p>
     <w:p>
@@ -383,7 +352,7 @@
         </w:numPr>
       </w:pPr>
       <w:r>
-        <w:t xml:space="preserve">Designed reusable, runtime-agnostic skills architecture for agent workflows</w:t>
+        <w:t xml:space="preserve">Built provider-driven authentication with adapter-based SSO integration</w:t>
       </w:r>
     </w:p>
     <w:p>
@@ -395,7 +364,7 @@
         </w:numPr>
       </w:pPr>
       <w:r>
-        <w:t xml:space="preserve">Built and maintained a public skills catalog with practical implementation patterns</w:t>
+        <w:t xml:space="preserve">Designed tenant-aware role definitions, role packs, and configurable capability packs composed into product tiers</w:t>
       </w:r>
     </w:p>
     <w:p>
@@ -407,7 +376,7 @@
         </w:numPr>
       </w:pPr>
       <w:r>
-        <w:t xml:space="preserve">Structured skills around guardrails, clear IO contracts, and composable tool-use behavior</w:t>
+        <w:t xml:space="preserve">Implemented configurable scope taxonomy mapped onto the persistence model for flexible permission structures</w:t>
       </w:r>
     </w:p>
     <w:p>
@@ -419,39 +388,206 @@
         </w:numPr>
       </w:pPr>
       <w:r>
+        <w:t xml:space="preserve">Followed clean architecture boundaries</w:t>
+      </w:r>
+    </w:p>
+    <w:bookmarkEnd w:id="18"/>
+    <w:bookmarkStart w:id="19" w:name="onesuite-labs-ephemeral-infrastructure"/>
+    <w:p>
+      <w:pPr>
+        <w:pStyle w:val="Heading3"/>
+      </w:pPr>
+      <w:r>
+        <w:t xml:space="preserve">OneSuite Labs Ephemeral Infrastructure</w:t>
+      </w:r>
+    </w:p>
+    <w:p>
+      <w:pPr>
+        <w:pStyle w:val="FirstParagraph"/>
+      </w:pPr>
+      <w:r>
         <w:rPr>
-          <w:b/>
-          <w:bCs/>
+          <w:i/>
+          <w:iCs/>
         </w:rPr>
-        <w:t xml:space="preserve">Open</w:t>
-      </w:r>
-      <w:r>
-        <w:t xml:space="preserve">:</w:t>
-      </w:r>
-      <w:r>
+        <w:t xml:space="preserve">Performics scope · Infrastructure modernization</w:t>
+      </w:r>
+    </w:p>
+    <w:p>
+      <w:pPr>
+        <w:pStyle w:val="BodyText"/>
+      </w:pPr>
+      <w:r>
+        <w:t xml:space="preserve">Replaced legacy untagged AWS resources with reproducible ephemeral stacks for safer experimentation and faster validation.</w:t>
+      </w:r>
+    </w:p>
+    <w:p>
+      <w:pPr>
+        <w:pStyle w:val="Compact"/>
+        <w:numPr>
+          <w:ilvl w:val="0"/>
+          <w:numId w:val="1004"/>
+        </w:numPr>
+      </w:pPr>
+      <w:r>
+        <w:t xml:space="preserve">Defined decommissioning strategy for non-Terraform legacy resources</w:t>
+      </w:r>
+    </w:p>
+    <w:p>
+      <w:pPr>
+        <w:pStyle w:val="Compact"/>
+        <w:numPr>
+          <w:ilvl w:val="0"/>
+          <w:numId w:val="1004"/>
+        </w:numPr>
+      </w:pPr>
+      <w:r>
+        <w:t xml:space="preserve">Built contract-driven ephemeral environment workflows - controlled spin-up, teardown, and drift detection</w:t>
+      </w:r>
+    </w:p>
+    <w:p>
+      <w:pPr>
+        <w:pStyle w:val="Compact"/>
+        <w:numPr>
+          <w:ilvl w:val="0"/>
+          <w:numId w:val="1004"/>
+        </w:numPr>
+      </w:pPr>
+      <w:r>
+        <w:t xml:space="preserve">Enabled scratch environments mirroring production contracts for systems testing</w:t>
+      </w:r>
+    </w:p>
+    <w:bookmarkEnd w:id="19"/>
+    <w:bookmarkStart w:id="20" w:name="amazon-marketing-optimization-platform"/>
+    <w:p>
+      <w:pPr>
+        <w:pStyle w:val="Heading3"/>
+      </w:pPr>
+      <w:r>
+        <w:t xml:space="preserve">Amazon Marketing Optimization Platform</w:t>
+      </w:r>
+    </w:p>
+    <w:p>
+      <w:pPr>
+        <w:pStyle w:val="FirstParagraph"/>
+      </w:pPr>
+      <w:r>
+        <w:rPr>
+          <w:i/>
+          <w:iCs/>
+        </w:rPr>
+        <w:t xml:space="preserve">Production backend · Award-recognized ecommerce optimization</w:t>
+      </w:r>
+    </w:p>
+    <w:p>
+      <w:pPr>
+        <w:pStyle w:val="BodyText"/>
+      </w:pPr>
+      <w:r>
+        <w:t xml:space="preserve">Backend services and data-processing workflows for an ecommerce marketing optimization platform.</w:t>
+      </w:r>
+    </w:p>
+    <w:p>
+      <w:pPr>
+        <w:pStyle w:val="Compact"/>
+        <w:numPr>
+          <w:ilvl w:val="0"/>
+          <w:numId w:val="1005"/>
+        </w:numPr>
+      </w:pPr>
+      <w:r>
+        <w:t xml:space="preserve">Built FastAPI backend services with production deployment on AWS</w:t>
+      </w:r>
+    </w:p>
+    <w:p>
+      <w:pPr>
+        <w:pStyle w:val="Compact"/>
+        <w:numPr>
+          <w:ilvl w:val="0"/>
+          <w:numId w:val="1005"/>
+        </w:numPr>
+      </w:pPr>
+      <w:r>
+        <w:t xml:space="preserve">Implemented Glue jobs for processing, Lambda triggers for events, and Postgres RDS for persistence</w:t>
+      </w:r>
+    </w:p>
+    <w:p>
+      <w:pPr>
+        <w:pStyle w:val="Compact"/>
+        <w:numPr>
+          <w:ilvl w:val="0"/>
+          <w:numId w:val="1005"/>
+        </w:numPr>
+      </w:pPr>
+      <w:r>
+        <w:t xml:space="preserve">Worked within microservice boundaries for modular delivery</w:t>
+      </w:r>
+    </w:p>
+    <w:bookmarkEnd w:id="20"/>
+    <w:bookmarkStart w:id="23" w:name="ai-agent-skills-framework"/>
+    <w:p>
+      <w:pPr>
+        <w:pStyle w:val="Heading3"/>
+      </w:pPr>
+      <w:r>
+        <w:t xml:space="preserve">AI Agent Skills Framework</w:t>
+      </w:r>
+    </w:p>
+    <w:p>
+      <w:pPr>
+        <w:pStyle w:val="FirstParagraph"/>
+      </w:pPr>
+      <w:r>
+        <w:rPr>
+          <w:i/>
+          <w:iCs/>
+        </w:rPr>
+        <w:t xml:space="preserve">Open Source ·</w:t>
+      </w:r>
+      <w:r>
+        <w:rPr>
+          <w:i/>
+          <w:iCs/>
+        </w:rPr>
         <w:t xml:space="preserve"> </w:t>
       </w:r>
-      <w:hyperlink r:id="rId17">
+      <w:hyperlink r:id="rId21">
         <w:r>
           <w:rPr>
             <w:rStyle w:val="Hyperlink"/>
+            <w:i/>
+            <w:iCs/>
           </w:rPr>
           <w:t xml:space="preserve">skills.ai-knowledge-hub.org</w:t>
         </w:r>
       </w:hyperlink>
       <w:r>
+        <w:rPr>
+          <w:i/>
+          <w:iCs/>
+        </w:rPr>
         <w:t xml:space="preserve"> </w:t>
       </w:r>
       <w:r>
+        <w:rPr>
+          <w:i/>
+          <w:iCs/>
+        </w:rPr>
         <w:t xml:space="preserve">·</w:t>
       </w:r>
       <w:r>
+        <w:rPr>
+          <w:i/>
+          <w:iCs/>
+        </w:rPr>
         <w:t xml:space="preserve"> </w:t>
       </w:r>
-      <w:hyperlink r:id="rId18">
+      <w:hyperlink r:id="rId22">
         <w:r>
           <w:rPr>
             <w:rStyle w:val="Hyperlink"/>
+            <w:i/>
+            <w:iCs/>
           </w:rPr>
           <w:t xml:space="preserve">GitHub</w:t>
         </w:r>
@@ -459,31 +595,56 @@
     </w:p>
     <w:p>
       <w:pPr>
-        <w:pStyle w:val="Compact"/>
-        <w:numPr>
-          <w:ilvl w:val="0"/>
-          <w:numId w:val="1003"/>
-        </w:numPr>
-      </w:pPr>
-      <w:r>
-        <w:rPr>
-          <w:b/>
-          <w:bCs/>
-        </w:rPr>
-        <w:t xml:space="preserve">Stack</w:t>
-      </w:r>
-      <w:r>
-        <w:t xml:space="preserve">: TypeScript, Next.js, Markdown, agent workflow design</w:t>
-      </w:r>
-    </w:p>
-    <w:bookmarkEnd w:id="19"/>
-    <w:bookmarkStart w:id="20" w:name="ai-news-hub---content-platform"/>
+        <w:pStyle w:val="BodyText"/>
+      </w:pPr>
+      <w:r>
+        <w:t xml:space="preserve">Open-source ecosystem helping marketing teams adopt AI agents through structured, progressive learning.</w:t>
+      </w:r>
+    </w:p>
+    <w:p>
+      <w:pPr>
+        <w:pStyle w:val="Compact"/>
+        <w:numPr>
+          <w:ilvl w:val="0"/>
+          <w:numId w:val="1006"/>
+        </w:numPr>
+      </w:pPr>
+      <w:r>
+        <w:t xml:space="preserve">Designed reusable, runtime-agnostic skills architecture for agent workflows</w:t>
+      </w:r>
+    </w:p>
+    <w:p>
+      <w:pPr>
+        <w:pStyle w:val="Compact"/>
+        <w:numPr>
+          <w:ilvl w:val="0"/>
+          <w:numId w:val="1006"/>
+        </w:numPr>
+      </w:pPr>
+      <w:r>
+        <w:t xml:space="preserve">Built a public skills catalog with implementation patterns, guardrails, and composable tool-use behavior</w:t>
+      </w:r>
+    </w:p>
+    <w:p>
+      <w:pPr>
+        <w:pStyle w:val="Compact"/>
+        <w:numPr>
+          <w:ilvl w:val="0"/>
+          <w:numId w:val="1006"/>
+        </w:numPr>
+      </w:pPr>
+      <w:r>
+        <w:t xml:space="preserve">TypeScript, Next.js, Markdown</w:t>
+      </w:r>
+    </w:p>
+    <w:bookmarkEnd w:id="23"/>
+    <w:bookmarkStart w:id="24" w:name="ai-news-hub"/>
     <w:p>
       <w:pPr>
         <w:pStyle w:val="Heading3"/>
       </w:pPr>
       <w:r>
-        <w:t xml:space="preserve">AI News Hub - Content Platform</w:t>
+        <w:t xml:space="preserve">AI News Hub</w:t>
       </w:r>
     </w:p>
     <w:p>
@@ -503,66 +664,47 @@
         <w:pStyle w:val="BodyText"/>
       </w:pPr>
       <w:r>
-        <w:t xml:space="preserve">AI content platform publishing news analysis and research-grade deep dives on AI's impact on marketing and human agency.</w:t>
-      </w:r>
-    </w:p>
-    <w:p>
-      <w:pPr>
-        <w:pStyle w:val="Compact"/>
-        <w:numPr>
-          <w:ilvl w:val="0"/>
-          <w:numId w:val="1004"/>
-        </w:numPr>
-      </w:pPr>
-      <w:r>
-        <w:t xml:space="preserve">Grew platform to 250+ organic followers in six months alongside full-time engineering work</w:t>
-      </w:r>
-    </w:p>
-    <w:p>
-      <w:pPr>
-        <w:pStyle w:val="Compact"/>
-        <w:numPr>
-          <w:ilvl w:val="0"/>
-          <w:numId w:val="1004"/>
-        </w:numPr>
-      </w:pPr>
-      <w:r>
-        <w:t xml:space="preserve">Published research including "The Geometry of Intention" and "The Phenomenology of Search"</w:t>
-      </w:r>
-    </w:p>
-    <w:p>
-      <w:pPr>
-        <w:pStyle w:val="Compact"/>
-        <w:numPr>
-          <w:ilvl w:val="0"/>
-          <w:numId w:val="1004"/>
-        </w:numPr>
-      </w:pPr>
-      <w:r>
-        <w:t xml:space="preserve">Built engaged practitioner community around empowerment-focused AI perspectives</w:t>
-      </w:r>
-    </w:p>
-    <w:p>
-      <w:pPr>
-        <w:pStyle w:val="Compact"/>
-        <w:numPr>
-          <w:ilvl w:val="0"/>
-          <w:numId w:val="1004"/>
-        </w:numPr>
-      </w:pPr>
-      <w:r>
-        <w:rPr>
-          <w:b/>
-          <w:bCs/>
-        </w:rPr>
-        <w:t xml:space="preserve">Stack</w:t>
-      </w:r>
-      <w:r>
-        <w:t xml:space="preserve">: Astro</w:t>
-      </w:r>
-    </w:p>
-    <w:bookmarkEnd w:id="20"/>
-    <w:bookmarkStart w:id="21" w:name="Xee7b48c25e184acaf4ee707e3c19d0d22314d63"/>
+        <w:t xml:space="preserve">AI content platform publishing analysis and longer research pieces on AI's impact on marketing and human agency.</w:t>
+      </w:r>
+    </w:p>
+    <w:p>
+      <w:pPr>
+        <w:pStyle w:val="Compact"/>
+        <w:numPr>
+          <w:ilvl w:val="0"/>
+          <w:numId w:val="1007"/>
+        </w:numPr>
+      </w:pPr>
+      <w:r>
+        <w:t xml:space="preserve">Grew to 250+ organic followers in six months alongside full-time engineering work</w:t>
+      </w:r>
+    </w:p>
+    <w:p>
+      <w:pPr>
+        <w:pStyle w:val="Compact"/>
+        <w:numPr>
+          <w:ilvl w:val="0"/>
+          <w:numId w:val="1007"/>
+        </w:numPr>
+      </w:pPr>
+      <w:r>
+        <w:t xml:space="preserve">Published pieces including "The Geometry of Intention" and "The Phenomenology of Search"</w:t>
+      </w:r>
+    </w:p>
+    <w:p>
+      <w:pPr>
+        <w:pStyle w:val="Compact"/>
+        <w:numPr>
+          <w:ilvl w:val="0"/>
+          <w:numId w:val="1007"/>
+        </w:numPr>
+      </w:pPr>
+      <w:r>
+        <w:t xml:space="preserve">Built an engaged practitioner community around these ideas</w:t>
+      </w:r>
+    </w:p>
+    <w:bookmarkEnd w:id="24"/>
+    <w:bookmarkStart w:id="25" w:name="Xee7b48c25e184acaf4ee707e3c19d0d22314d63"/>
     <w:p>
       <w:pPr>
         <w:pStyle w:val="Heading3"/>
@@ -588,277 +730,55 @@
         <w:pStyle w:val="BodyText"/>
       </w:pPr>
       <w:r>
-        <w:t xml:space="preserve">Cognitive operating system presenting work, research, and ideas as explorable apps, windows, and workflows with a retrieval-grounded agent runtime.</w:t>
-      </w:r>
-    </w:p>
-    <w:p>
-      <w:pPr>
-        <w:pStyle w:val="Compact"/>
-        <w:numPr>
-          <w:ilvl w:val="0"/>
-          <w:numId w:val="1005"/>
-        </w:numPr>
-      </w:pPr>
-      <w:r>
-        <w:t xml:space="preserve">Designed knowledge graph architecture (Sigma.js) with weighted nodes and idea edges</w:t>
-      </w:r>
-    </w:p>
-    <w:p>
-      <w:pPr>
-        <w:pStyle w:val="Compact"/>
-        <w:numPr>
-          <w:ilvl w:val="0"/>
-          <w:numId w:val="1005"/>
-        </w:numPr>
-      </w:pPr>
-      <w:r>
-        <w:t xml:space="preserve">Built terminal agent backed by structured knowledge base with provenance tracking</w:t>
-      </w:r>
-    </w:p>
-    <w:p>
-      <w:pPr>
-        <w:pStyle w:val="Compact"/>
-        <w:numPr>
-          <w:ilvl w:val="0"/>
-          <w:numId w:val="1005"/>
-        </w:numPr>
-      </w:pPr>
-      <w:r>
-        <w:t xml:space="preserve">Implemented dual-audience system serving both human visitors and LLM agents</w:t>
-      </w:r>
-    </w:p>
-    <w:p>
-      <w:pPr>
-        <w:pStyle w:val="Compact"/>
-        <w:numPr>
-          <w:ilvl w:val="0"/>
-          <w:numId w:val="1005"/>
-        </w:numPr>
-      </w:pPr>
-      <w:r>
-        <w:t xml:space="preserve">Created Mac-style desktop and iPhone-inspired mobile shells</w:t>
-      </w:r>
-    </w:p>
-    <w:p>
-      <w:pPr>
-        <w:pStyle w:val="Compact"/>
-        <w:numPr>
-          <w:ilvl w:val="0"/>
-          <w:numId w:val="1005"/>
-        </w:numPr>
-      </w:pPr>
-      <w:r>
-        <w:rPr>
-          <w:b/>
-          <w:bCs/>
-        </w:rPr>
-        <w:t xml:space="preserve">Stack</w:t>
-      </w:r>
-      <w:r>
-        <w:t xml:space="preserve">: Astro, React, TypeScript, Sigma.js</w:t>
-      </w:r>
-    </w:p>
-    <w:bookmarkEnd w:id="21"/>
-    <w:bookmarkStart w:id="22" w:name="aion-enterprise-auth-platform"/>
-    <w:p>
-      <w:pPr>
-        <w:pStyle w:val="Heading3"/>
-      </w:pPr>
-      <w:r>
-        <w:t xml:space="preserve">Aion Enterprise Auth Platform</w:t>
-      </w:r>
-    </w:p>
-    <w:p>
-      <w:pPr>
-        <w:pStyle w:val="FirstParagraph"/>
-      </w:pPr>
-      <w:r>
-        <w:rPr>
-          <w:i/>
-          <w:iCs/>
-        </w:rPr>
-        <w:t xml:space="preserve">Performics scope · Enterprise architecture</w:t>
-      </w:r>
-    </w:p>
-    <w:p>
-      <w:pPr>
-        <w:pStyle w:val="BodyText"/>
-      </w:pPr>
-      <w:r>
-        <w:t xml:space="preserve">Multi-tenant authentication and authorization architecture for AI applications requiring strict tenant boundaries, hierarchical role governance, and capability-tier controls.</w:t>
-      </w:r>
-    </w:p>
-    <w:p>
-      <w:pPr>
-        <w:pStyle w:val="Compact"/>
-        <w:numPr>
-          <w:ilvl w:val="0"/>
-          <w:numId w:val="1006"/>
-        </w:numPr>
-      </w:pPr>
-      <w:r>
-        <w:t xml:space="preserve">Designed layered RBAC model mapped to enterprise organizational structure</w:t>
-      </w:r>
-    </w:p>
-    <w:p>
-      <w:pPr>
-        <w:pStyle w:val="Compact"/>
-        <w:numPr>
-          <w:ilvl w:val="0"/>
-          <w:numId w:val="1006"/>
-        </w:numPr>
-      </w:pPr>
-      <w:r>
-        <w:t xml:space="preserve">Implemented tenant-aware auth boundaries and policy enforcement contracts</w:t>
-      </w:r>
-    </w:p>
-    <w:p>
-      <w:pPr>
-        <w:pStyle w:val="Compact"/>
-        <w:numPr>
-          <w:ilvl w:val="0"/>
-          <w:numId w:val="1006"/>
-        </w:numPr>
-      </w:pPr>
-      <w:r>
-        <w:t xml:space="preserve">Integrated Microsoft Entra/OIDC identity surfaces into platform access flows</w:t>
-      </w:r>
-    </w:p>
-    <w:p>
-      <w:pPr>
-        <w:pStyle w:val="Compact"/>
-        <w:numPr>
-          <w:ilvl w:val="0"/>
-          <w:numId w:val="1006"/>
-        </w:numPr>
-      </w:pPr>
-      <w:r>
-        <w:t xml:space="preserve">Structured auth domain with clean architecture boundaries for maintainability</w:t>
-      </w:r>
-    </w:p>
-    <w:p>
-      <w:pPr>
-        <w:pStyle w:val="Compact"/>
-        <w:numPr>
-          <w:ilvl w:val="0"/>
-          <w:numId w:val="1006"/>
-        </w:numPr>
-      </w:pPr>
-      <w:r>
-        <w:rPr>
-          <w:b/>
-          <w:bCs/>
-        </w:rPr>
-        <w:t xml:space="preserve">Stack</w:t>
-      </w:r>
-      <w:r>
-        <w:t xml:space="preserve">: FastAPI, Next.js, OIDC, Microsoft Entra, Postgres, policy enforcement</w:t>
-      </w:r>
-    </w:p>
-    <w:bookmarkEnd w:id="22"/>
-    <w:bookmarkStart w:id="23" w:name="onesuite-labs-ephemeral-infrastructure"/>
-    <w:p>
-      <w:pPr>
-        <w:pStyle w:val="Heading3"/>
-      </w:pPr>
-      <w:r>
-        <w:t xml:space="preserve">OneSuite Labs Ephemeral Infrastructure</w:t>
-      </w:r>
-    </w:p>
-    <w:p>
-      <w:pPr>
-        <w:pStyle w:val="FirstParagraph"/>
-      </w:pPr>
-      <w:r>
-        <w:rPr>
-          <w:i/>
-          <w:iCs/>
-        </w:rPr>
-        <w:t xml:space="preserve">Performics scope · Infrastructure modernization</w:t>
-      </w:r>
-    </w:p>
-    <w:p>
-      <w:pPr>
-        <w:pStyle w:val="BodyText"/>
-      </w:pPr>
-      <w:r>
-        <w:t xml:space="preserve">Infrastructure cleanup and modernization initiative replacing legacy untagged AWS resources with reproducible ephemeral stacks for safe experimentation and faster idea validation.</w:t>
-      </w:r>
-    </w:p>
-    <w:p>
-      <w:pPr>
-        <w:pStyle w:val="Compact"/>
-        <w:numPr>
-          <w:ilvl w:val="0"/>
-          <w:numId w:val="1007"/>
-        </w:numPr>
-      </w:pPr>
-      <w:r>
-        <w:t xml:space="preserve">Defined decommissioning strategy for non-terraform legacy resources</w:t>
-      </w:r>
-    </w:p>
-    <w:p>
-      <w:pPr>
-        <w:pStyle w:val="Compact"/>
-        <w:numPr>
-          <w:ilvl w:val="0"/>
-          <w:numId w:val="1007"/>
-        </w:numPr>
-      </w:pPr>
-      <w:r>
-        <w:t xml:space="preserve">Built contract-driven ephemeral environment workflows (</w:t>
-      </w:r>
-      <w:r>
-        <w:rPr>
-          <w:rStyle w:val="VerbatimChar"/>
-        </w:rPr>
-        <w:t xml:space="preserve">up/down/inventory</w:t>
-      </w:r>
-      <w:r>
-        <w:t xml:space="preserve">)</w:t>
-      </w:r>
-    </w:p>
-    <w:p>
-      <w:pPr>
-        <w:pStyle w:val="Compact"/>
-        <w:numPr>
-          <w:ilvl w:val="0"/>
-          <w:numId w:val="1007"/>
-        </w:numPr>
-      </w:pPr>
-      <w:r>
-        <w:t xml:space="preserve">Introduced drift-aware infrastructure checks and runtime contract gates</w:t>
-      </w:r>
-    </w:p>
-    <w:p>
-      <w:pPr>
-        <w:pStyle w:val="Compact"/>
-        <w:numPr>
-          <w:ilvl w:val="0"/>
-          <w:numId w:val="1007"/>
-        </w:numPr>
-      </w:pPr>
-      <w:r>
-        <w:t xml:space="preserve">Enabled scratch environments mirroring production contracts for testing</w:t>
-      </w:r>
-    </w:p>
-    <w:p>
-      <w:pPr>
-        <w:pStyle w:val="Compact"/>
-        <w:numPr>
-          <w:ilvl w:val="0"/>
-          <w:numId w:val="1007"/>
-        </w:numPr>
-      </w:pPr>
-      <w:r>
-        <w:rPr>
-          <w:b/>
-          <w:bCs/>
-        </w:rPr>
-        <w:t xml:space="preserve">Stack</w:t>
-      </w:r>
-      <w:r>
-        <w:t xml:space="preserve">: Terraform, AWS, IaC workflows, contract gates, drift detection</w:t>
+        <w:t xml:space="preserve">Portfolio site designed as an explorable operating system - apps, windows, workflows, and a retrieval-backed agent runtime.</w:t>
+      </w:r>
+    </w:p>
+    <w:p>
+      <w:pPr>
+        <w:pStyle w:val="Compact"/>
+        <w:numPr>
+          <w:ilvl w:val="0"/>
+          <w:numId w:val="1008"/>
+        </w:numPr>
+      </w:pPr>
+      <w:r>
+        <w:t xml:space="preserve">Knowledge graph (Sigma.js) with weighted nodes representing ideas and their connections</w:t>
+      </w:r>
+    </w:p>
+    <w:p>
+      <w:pPr>
+        <w:pStyle w:val="Compact"/>
+        <w:numPr>
+          <w:ilvl w:val="0"/>
+          <w:numId w:val="1008"/>
+        </w:numPr>
+      </w:pPr>
+      <w:r>
+        <w:t xml:space="preserve">Terminal agent backed by a structured knowledge base with provenance tracking</w:t>
+      </w:r>
+    </w:p>
+    <w:p>
+      <w:pPr>
+        <w:pStyle w:val="Compact"/>
+        <w:numPr>
+          <w:ilvl w:val="0"/>
+          <w:numId w:val="1008"/>
+        </w:numPr>
+      </w:pPr>
+      <w:r>
+        <w:t xml:space="preserve">Dual-audience system: serves both human visitors and LLM agents querying the site</w:t>
+      </w:r>
+    </w:p>
+    <w:p>
+      <w:pPr>
+        <w:pStyle w:val="Compact"/>
+        <w:numPr>
+          <w:ilvl w:val="0"/>
+          <w:numId w:val="1008"/>
+        </w:numPr>
+      </w:pPr>
+      <w:r>
+        <w:t xml:space="preserve">Mac-style desktop shell on web, iPhone-inspired shell on mobile</w:t>
       </w:r>
     </w:p>
     <w:p>
@@ -868,9 +788,9 @@
         </w:pict>
       </w:r>
     </w:p>
-    <w:bookmarkEnd w:id="23"/>
-    <w:bookmarkEnd w:id="24"/>
-    <w:bookmarkStart w:id="30" w:name="experience"/>
+    <w:bookmarkEnd w:id="25"/>
+    <w:bookmarkEnd w:id="26"/>
+    <w:bookmarkStart w:id="32" w:name="experience"/>
     <w:p>
       <w:pPr>
         <w:pStyle w:val="Heading2"/>
@@ -879,13 +799,13 @@
         <w:t xml:space="preserve">Experience</w:t>
       </w:r>
     </w:p>
-    <w:bookmarkStart w:id="25" w:name="data-engineer-research-engineer-scope"/>
+    <w:bookmarkStart w:id="27" w:name="engineer-research-engineer-scope"/>
     <w:p>
       <w:pPr>
         <w:pStyle w:val="Heading3"/>
       </w:pPr>
       <w:r>
-        <w:t xml:space="preserve">Data Engineer (Research Engineer scope)</w:t>
+        <w:t xml:space="preserve">Engineer (Research Engineer scope)</w:t>
       </w:r>
     </w:p>
     <w:p>
@@ -903,7 +823,7 @@
         <w:t xml:space="preserve"> </w:t>
       </w:r>
       <w:r>
-        <w:t xml:space="preserve">· London, UK · Nov 2023 - Present</w:t>
+        <w:t xml:space="preserve">· London · Nov 2023 – Present</w:t>
       </w:r>
     </w:p>
     <w:p>
@@ -911,11 +831,11 @@
         <w:pStyle w:val="BodyText"/>
       </w:pPr>
       <w:r>
-        <w:t xml:space="preserve">Designing and building AI systems from the ground up within a marketing intelligence context. Actual scope encompasses multi-agent architectures, Bayesian learning frameworks, behavioral modeling systems, and production deployment. Core systems built: Intent Recognition Agent, Agentic Commerce Learning Loop.</w:t>
-      </w:r>
-    </w:p>
-    <w:bookmarkEnd w:id="25"/>
-    <w:bookmarkStart w:id="26" w:name="senior-business-intelligence-analyst"/>
+        <w:t xml:space="preserve">Designing and building AI systems within a marketing intelligence context. Actual scope covers multi-agent architectures, Bayesian learning frameworks, behavioral modeling, enterprise platform controls, and production deployment.</w:t>
+      </w:r>
+    </w:p>
+    <w:bookmarkEnd w:id="27"/>
+    <w:bookmarkStart w:id="28" w:name="senior-business-intelligence-analyst"/>
     <w:p>
       <w:pPr>
         <w:pStyle w:val="Heading3"/>
@@ -939,7 +859,7 @@
         <w:t xml:space="preserve"> </w:t>
       </w:r>
       <w:r>
-        <w:t xml:space="preserve">· London, UK · Mar 2023 - Nov 2023</w:t>
+        <w:t xml:space="preserve">· London · Mar 2023 – Nov 2023</w:t>
       </w:r>
     </w:p>
     <w:p>
@@ -947,11 +867,11 @@
         <w:pStyle w:val="BodyText"/>
       </w:pPr>
       <w:r>
-        <w:t xml:space="preserve">Bridged enterprise marketing analytics and production decision systems, shaping the transition from reporting pipelines to intelligence workflows.</w:t>
-      </w:r>
-    </w:p>
-    <w:bookmarkEnd w:id="26"/>
-    <w:bookmarkStart w:id="27" w:name="business-intelligence-manager"/>
+        <w:t xml:space="preserve">Bridged marketing analytics and decision systems, helping shift the team from reporting pipelines toward intelligence workflows and platformized decision support.</w:t>
+      </w:r>
+    </w:p>
+    <w:bookmarkEnd w:id="28"/>
+    <w:bookmarkStart w:id="29" w:name="business-intelligence-manager"/>
     <w:p>
       <w:pPr>
         <w:pStyle w:val="Heading3"/>
@@ -975,7 +895,7 @@
         <w:t xml:space="preserve"> </w:t>
       </w:r>
       <w:r>
-        <w:t xml:space="preserve">· London, UK · Jan 2021 - Mar 2023</w:t>
+        <w:t xml:space="preserve">· London · Jan 2021 – Mar 2023</w:t>
       </w:r>
     </w:p>
     <w:p>
@@ -983,11 +903,11 @@
         <w:pStyle w:val="BodyText"/>
       </w:pPr>
       <w:r>
-        <w:t xml:space="preserve">Led production-grade analytics systems (Shiny apps, AWS ETL, data lake structures), strengthening the engineering foundation for later AI-native system design.</w:t>
-      </w:r>
-    </w:p>
-    <w:bookmarkEnd w:id="27"/>
-    <w:bookmarkStart w:id="28" w:name="X8825366de6d00ef5d2c3af505c773439bead341"/>
+        <w:t xml:space="preserve">Build enterprise analytics systems and applications (Shiny apps, AWS ETL, data lake design).</w:t>
+      </w:r>
+    </w:p>
+    <w:bookmarkEnd w:id="29"/>
+    <w:bookmarkStart w:id="30" w:name="X8825366de6d00ef5d2c3af505c773439bead341"/>
     <w:p>
       <w:pPr>
         <w:pStyle w:val="Heading3"/>
@@ -1011,7 +931,7 @@
         <w:t xml:space="preserve"> </w:t>
       </w:r>
       <w:r>
-        <w:t xml:space="preserve">· London, UK · 2017 - 2020</w:t>
+        <w:t xml:space="preserve">· London · 2017 – 2020</w:t>
       </w:r>
     </w:p>
     <w:p>
@@ -1019,11 +939,11 @@
         <w:pStyle w:val="BodyText"/>
       </w:pPr>
       <w:r>
-        <w:t xml:space="preserve">Delivered end-to-end data systems across CRM, analytics, segmentation, automation, and experimentation, building the practical architecture mindset now applied to agentic AI systems.</w:t>
-      </w:r>
-    </w:p>
-    <w:bookmarkEnd w:id="28"/>
-    <w:bookmarkStart w:id="29" w:name="X3cdcb2e6fb67a8df137c119df7da5370c8557e1"/>
+        <w:t xml:space="preserve">End-to-end data systems across CRM, analytics, segmentation, automation, and experimentation.</w:t>
+      </w:r>
+    </w:p>
+    <w:bookmarkEnd w:id="30"/>
+    <w:bookmarkStart w:id="31" w:name="X3cdcb2e6fb67a8df137c119df7da5370c8557e1"/>
     <w:p>
       <w:pPr>
         <w:pStyle w:val="Heading3"/>
@@ -1047,7 +967,7 @@
         <w:t xml:space="preserve"> </w:t>
       </w:r>
       <w:r>
-        <w:t xml:space="preserve">· UK &amp; Bulgaria · 2008 - 2017</w:t>
+        <w:t xml:space="preserve">· UK &amp; Bulgaria · 2008 – 2017</w:t>
       </w:r>
     </w:p>
     <w:p>
@@ -1055,319 +975,12 @@
         <w:pStyle w:val="BodyText"/>
       </w:pPr>
       <w:r>
-        <w:t xml:space="preserve">Built early foundations in human-centered impact, policy reasoning, and mission-driven data practice - the origin of today's empowerment-first AI thesis.</w:t>
-      </w:r>
-    </w:p>
-    <w:p>
-      <w:pPr>
-        <w:pStyle w:val="BodyText"/>
-      </w:pPr>
-      <w:r>
-        <w:rPr>
-          <w:i/>
-          <w:iCs/>
-        </w:rPr>
-        <w:t xml:space="preserve">Additional roles and project detail available on LinkedIn.</w:t>
-      </w:r>
-    </w:p>
-    <w:p>
-      <w:r>
-        <w:pict>
-          <v:rect style="width:0;height:1.5pt" o:hralign="center" o:hrstd="t" o:hr="t"/>
-        </w:pict>
-      </w:r>
-    </w:p>
-    <w:bookmarkEnd w:id="29"/>
-    <w:bookmarkEnd w:id="30"/>
-    <w:bookmarkStart w:id="33" w:name="education"/>
-    <w:p>
-      <w:pPr>
-        <w:pStyle w:val="Heading2"/>
-      </w:pPr>
-      <w:r>
-        <w:t xml:space="preserve">Education</w:t>
-      </w:r>
-    </w:p>
-    <w:bookmarkStart w:id="31" w:name="ma-applied-human-rights"/>
-    <w:p>
-      <w:pPr>
-        <w:pStyle w:val="Heading3"/>
-      </w:pPr>
-      <w:r>
-        <w:t xml:space="preserve">MA Applied Human Rights</w:t>
-      </w:r>
-    </w:p>
-    <w:p>
-      <w:pPr>
-        <w:pStyle w:val="FirstParagraph"/>
-      </w:pPr>
-      <w:r>
-        <w:rPr>
-          <w:b/>
-          <w:bCs/>
-        </w:rPr>
-        <w:t xml:space="preserve">University of York</w:t>
-      </w:r>
-      <w:r>
-        <w:t xml:space="preserve"> </w:t>
-      </w:r>
-      <w:r>
-        <w:t xml:space="preserve">· UK · 2009 - 2011</w:t>
-      </w:r>
-    </w:p>
-    <w:p>
-      <w:pPr>
-        <w:pStyle w:val="BodyText"/>
-      </w:pPr>
-      <w:r>
-        <w:t xml:space="preserve">Graduate study in human rights law and practice. Foundational training in how institutions, policies, and technical systems create or deny human agency - directly informing an empowerment-first approach to AI system design.</w:t>
+        <w:t xml:space="preserve">Where the concern for human agency started: impact work, policy reasoning, and mission-driven data practice across nonprofits and civil society organizations.</w:t>
       </w:r>
     </w:p>
     <w:bookmarkEnd w:id="31"/>
-    <w:bookmarkStart w:id="32" w:name="ba-philosophy-philosophy-of-science"/>
-    <w:p>
-      <w:pPr>
-        <w:pStyle w:val="Heading3"/>
-      </w:pPr>
-      <w:r>
-        <w:t xml:space="preserve">BA Philosophy (Philosophy of Science)</w:t>
-      </w:r>
-    </w:p>
-    <w:p>
-      <w:pPr>
-        <w:pStyle w:val="FirstParagraph"/>
-      </w:pPr>
-      <w:r>
-        <w:rPr>
-          <w:b/>
-          <w:bCs/>
-        </w:rPr>
-        <w:t xml:space="preserve">Sofia University</w:t>
-      </w:r>
-      <w:r>
-        <w:t xml:space="preserve"> </w:t>
-      </w:r>
-      <w:r>
-        <w:t xml:space="preserve">· Bulgaria · 2003 - 2007</w:t>
-      </w:r>
-    </w:p>
-    <w:p>
-      <w:pPr>
-        <w:pStyle w:val="BodyText"/>
-      </w:pPr>
-      <w:r>
-        <w:t xml:space="preserve">Specialisation in philosophy of science, epistemology, and the structure of scientific knowledge. Training in how representational frameworks constrain what we can know - the philosophical foundation for treating intent as geometric structure and questioning assumptions embedded in technical systems.</w:t>
-      </w:r>
-    </w:p>
-    <w:p>
-      <w:r>
-        <w:pict>
-          <v:rect style="width:0;height:1.5pt" o:hralign="center" o:hrstd="t" o:hr="t"/>
-        </w:pict>
-      </w:r>
-    </w:p>
     <w:bookmarkEnd w:id="32"/>
     <w:bookmarkEnd w:id="33"/>
-    <w:bookmarkStart w:id="34" w:name="research--publications"/>
-    <w:p>
-      <w:pPr>
-        <w:pStyle w:val="Heading2"/>
-      </w:pPr>
-      <w:r>
-        <w:t xml:space="preserve">Research &amp; Publications</w:t>
-      </w:r>
-    </w:p>
-    <w:p>
-      <w:pPr>
-        <w:pStyle w:val="FirstParagraph"/>
-      </w:pPr>
-      <w:r>
-        <w:rPr>
-          <w:b/>
-          <w:bCs/>
-        </w:rPr>
-        <w:t xml:space="preserve">Deep Dive Analysis Series</w:t>
-      </w:r>
-      <w:r>
-        <w:t xml:space="preserve"> </w:t>
-      </w:r>
-      <w:r>
-        <w:t xml:space="preserve">(published on AI News Hub):</w:t>
-      </w:r>
-    </w:p>
-    <w:p>
-      <w:pPr>
-        <w:pStyle w:val="Compact"/>
-        <w:numPr>
-          <w:ilvl w:val="0"/>
-          <w:numId w:val="1008"/>
-        </w:numPr>
-      </w:pPr>
-      <w:r>
-        <w:rPr>
-          <w:b/>
-          <w:bCs/>
-        </w:rPr>
-        <w:t xml:space="preserve">The Geometry of Intention</w:t>
-      </w:r>
-      <w:r>
-        <w:t xml:space="preserve"> </w:t>
-      </w:r>
-      <w:r>
-        <w:t xml:space="preserve">- Argues that consumer intent has geometric structure that categorical taxonomies destroy. Proposes embedding-based models that let intent patterns emerge from behavioral data rather than predefined categories.</w:t>
-      </w:r>
-    </w:p>
-    <w:p>
-      <w:pPr>
-        <w:pStyle w:val="Compact"/>
-        <w:numPr>
-          <w:ilvl w:val="0"/>
-          <w:numId w:val="1008"/>
-        </w:numPr>
-      </w:pPr>
-      <w:r>
-        <w:rPr>
-          <w:b/>
-          <w:bCs/>
-        </w:rPr>
-        <w:t xml:space="preserve">The Phenomenology of Search</w:t>
-      </w:r>
-      <w:r>
-        <w:t xml:space="preserve"> </w:t>
-      </w:r>
-      <w:r>
-        <w:t xml:space="preserve">- Applies phenomenological methods to search behavior, examining what the experience of formulating a query reveals about human intention and the design obligations of search systems.</w:t>
-      </w:r>
-    </w:p>
-    <w:p>
-      <w:pPr>
-        <w:pStyle w:val="Compact"/>
-        <w:numPr>
-          <w:ilvl w:val="0"/>
-          <w:numId w:val="1008"/>
-        </w:numPr>
-      </w:pPr>
-      <w:r>
-        <w:t xml:space="preserve">50+ additional articles spanning AI news analysis, marketing intelligence, and human agency perspectives.</w:t>
-      </w:r>
-    </w:p>
-    <w:p>
-      <w:r>
-        <w:pict>
-          <v:rect style="width:0;height:1.5pt" o:hralign="center" o:hrstd="t" o:hr="t"/>
-        </w:pict>
-      </w:r>
-    </w:p>
-    <w:bookmarkEnd w:id="34"/>
-    <w:bookmarkStart w:id="35" w:name="technical-skills"/>
-    <w:p>
-      <w:pPr>
-        <w:pStyle w:val="Heading2"/>
-      </w:pPr>
-      <w:r>
-        <w:t xml:space="preserve">Technical Skills</w:t>
-      </w:r>
-    </w:p>
-    <w:p>
-      <w:pPr>
-        <w:pStyle w:val="FirstParagraph"/>
-      </w:pPr>
-      <w:r>
-        <w:rPr>
-          <w:b/>
-          <w:bCs/>
-        </w:rPr>
-        <w:t xml:space="preserve">Languages</w:t>
-      </w:r>
-      <w:r>
-        <w:t xml:space="preserve">: Python, TypeScript, Go, R</w:t>
-      </w:r>
-      <w:r>
-        <w:t xml:space="preserve"> </w:t>
-      </w:r>
-      <w:r>
-        <w:rPr>
-          <w:b/>
-          <w:bCs/>
-        </w:rPr>
-        <w:t xml:space="preserve">AI/ML</w:t>
-      </w:r>
-      <w:r>
-        <w:t xml:space="preserve">: Behavioral embeddings, clustering, Bayesian inference, LLM integration, multi-agent orchestration</w:t>
-      </w:r>
-      <w:r>
-        <w:t xml:space="preserve"> </w:t>
-      </w:r>
-      <w:r>
-        <w:rPr>
-          <w:b/>
-          <w:bCs/>
-        </w:rPr>
-        <w:t xml:space="preserve">Frameworks</w:t>
-      </w:r>
-      <w:r>
-        <w:t xml:space="preserve">: FastAPI, Next.js, React, Astro, Sigma.js</w:t>
-      </w:r>
-      <w:r>
-        <w:t xml:space="preserve"> </w:t>
-      </w:r>
-      <w:r>
-        <w:rPr>
-          <w:b/>
-          <w:bCs/>
-        </w:rPr>
-        <w:t xml:space="preserve">Infrastructure</w:t>
-      </w:r>
-      <w:r>
-        <w:t xml:space="preserve">: AWS (multi-tenant production), Vercel, Supabase, GitHub Actions</w:t>
-      </w:r>
-      <w:r>
-        <w:t xml:space="preserve"> </w:t>
-      </w:r>
-      <w:r>
-        <w:rPr>
-          <w:b/>
-          <w:bCs/>
-        </w:rPr>
-        <w:t xml:space="preserve">Practices</w:t>
-      </w:r>
-      <w:r>
-        <w:t xml:space="preserve">: AI-assisted frontend development, research-grade system architecture, open-source ecosystem design</w:t>
-      </w:r>
-    </w:p>
-    <w:p>
-      <w:r>
-        <w:pict>
-          <v:rect style="width:0;height:1.5pt" o:hralign="center" o:hrstd="t" o:hr="t"/>
-        </w:pict>
-      </w:r>
-    </w:p>
-    <w:bookmarkEnd w:id="35"/>
-    <w:bookmarkStart w:id="36" w:name="differentiator"/>
-    <w:p>
-      <w:pPr>
-        <w:pStyle w:val="Heading2"/>
-      </w:pPr>
-      <w:r>
-        <w:t xml:space="preserve">Differentiator</w:t>
-      </w:r>
-    </w:p>
-    <w:p>
-      <w:pPr>
-        <w:pStyle w:val="FirstParagraph"/>
-      </w:pPr>
-      <w:r>
-        <w:t xml:space="preserve">I combine three layers in one profile: philosophical rigor (agency/ethics), production AI systems engineering, and clear technical writing for practitioner audiences.</w:t>
-      </w:r>
-      <w:r>
-        <w:br/>
-      </w:r>
-      <w:r>
-        <w:t xml:space="preserve">I build systems that optimize for human agency, with measurable engineering outcomes and public artifacts.</w:t>
-      </w:r>
-    </w:p>
-    <w:bookmarkEnd w:id="36"/>
-    <w:bookmarkEnd w:id="37"/>
     <w:sectPr>
       <w:footnotePr>
         <w:numRestart w:val="eachSect"/>

--- a/public/cv/Dessi_Georgieva_CV.docx
+++ b/public/cv/Dessi_Georgieva_CV.docx
@@ -97,7 +97,7 @@
             <w:color w:val="2E74B5"/>
             <w:u w:val="single"/>
           </w:rPr>
-          <w:t>AI Knowledge Hub</w:t>
+          <w:t>ai-knowledge-hub</w:t>
         </w:r>
       </w:hyperlink>
     </w:p>
@@ -222,7 +222,7 @@
         <w:pStyle w:val="Heading2"/>
       </w:pPr>
       <w:r>
-        <w:t>Agentic Commerce Control Plane</w:t>
+        <w:t>Agentic Commerce Learning Loop</w:t>
       </w:r>
     </w:p>
     <w:p>
@@ -233,7 +233,7 @@
         <w:rPr>
           <w:i/>
         </w:rPr>
-        <w:t xml:space="preserve">Collaborative public engineering project · Active development · </w:t>
+        <w:t xml:space="preserve">Collaborative public system · Active · </w:t>
       </w:r>
       <w:hyperlink r:id="rId15">
         <w:r>
@@ -257,7 +257,7 @@
         <w:rPr>
           <w:i w:val="0"/>
         </w:rPr>
-        <w:t>Designed supervised agent execution with registry-pinned tools, principal-aware policy checks, immutable receipts, and explicit approve, pause, retry, and recovery transitions.</w:t>
+        <w:t>Designed a supervised agent runtime with registry-pinned tools, policy preflight, immutable events, recovery paths, and external-agent job receipts.</w:t>
       </w:r>
     </w:p>
     <w:p>
@@ -271,7 +271,7 @@
         <w:rPr>
           <w:i w:val="0"/>
         </w:rPr>
-        <w:t>Built a governed feedback loop with more than 280 Python test functions across policy, replay, recovery, validation, and receipt integrity.</w:t>
+        <w:t>Built a governed feedback loop that separates synthetic validation, observed outcomes, belief revision, and human approval.</w:t>
       </w:r>
     </w:p>
     <w:p>
@@ -290,7 +290,7 @@
         <w:rPr>
           <w:i/>
         </w:rPr>
-        <w:t xml:space="preserve">OpenAI Build Week submission · Submitted state frozen during judging · </w:t>
+        <w:t xml:space="preserve">Submitted public system · Judging state preserved · </w:t>
       </w:r>
       <w:hyperlink r:id="rId16">
         <w:r>
@@ -314,7 +314,7 @@
         <w:rPr>
           <w:i w:val="0"/>
         </w:rPr>
-        <w:t>Built an append-only evidence ledger and deterministic projections that separate sources, human understanding, shared theory, agent memory, and capability state.</w:t>
+        <w:t>Built an evaluated, approval-gated Codex capability backed by append-only evidence and deterministic projections.</w:t>
       </w:r>
     </w:p>
     <w:p>
@@ -328,7 +328,7 @@
         <w:rPr>
           <w:i w:val="0"/>
         </w:rPr>
-        <w:t>Implemented and evaluated a consent-gated Codex capability with reviewable activation, provenance, IPC, accessibility, and fallback tests.</w:t>
+        <w:t>Append-only evidence and deterministic projections preserve provenance.</w:t>
       </w:r>
     </w:p>
     <w:p>
@@ -336,7 +336,7 @@
         <w:pStyle w:val="Heading2"/>
       </w:pPr>
       <w:r>
-        <w:t>DG-OS Agent Runtime</w:t>
+        <w:t>DG-OS</w:t>
       </w:r>
     </w:p>
     <w:p>
@@ -359,22 +359,6 @@
           <w:t>Portfolio</w:t>
         </w:r>
       </w:hyperlink>
-      <w:r>
-        <w:rPr>
-          <w:i/>
-        </w:rPr>
-        <w:t xml:space="preserve"> · </w:t>
-      </w:r>
-      <w:hyperlink r:id="rId17">
-        <w:r>
-          <w:rPr>
-            <w:color w:val="2E74B5"/>
-            <w:u w:val="single"/>
-            <w:i/>
-          </w:rPr>
-          <w:t>Repository</w:t>
-        </w:r>
-      </w:hyperlink>
     </w:p>
     <w:p>
       <w:pPr>
@@ -387,7 +371,7 @@
         <w:rPr>
           <w:i w:val="0"/>
         </w:rPr>
-        <w:t>Built a retrieval-backed agent interface with deterministic commands, provider adapters, streaming contracts, health checks, and explicit fallbacks.</w:t>
+        <w:t>Built a retrieval-backed agent interface with multiple provider adapters, streaming contracts, health checks, and explicit fallback controls.</w:t>
       </w:r>
     </w:p>
     <w:p>
@@ -401,7 +385,7 @@
         <w:rPr>
           <w:i w:val="0"/>
         </w:rPr>
-        <w:t>Added source-aware diagnostics and more than 180 TypeScript test declarations covering routing, context, streaming, provider health, and desktop state.</w:t>
+        <w:t>Represents claims with provenance, confidence, visibility, and boundaries.</w:t>
       </w:r>
     </w:p>
     <w:p>
@@ -440,7 +424,7 @@
         <w:rPr>
           <w:i w:val="0"/>
         </w:rPr>
-        <w:t xml:space="preserve"> · London · Nov 2023 – Present</w:t>
+        <w:t xml:space="preserve"> · London · Nov 2023 - Present</w:t>
       </w:r>
     </w:p>
     <w:p>
@@ -468,7 +452,7 @@
         <w:rPr>
           <w:i w:val="0"/>
         </w:rPr>
-        <w:t>Delivered backend services and data workflows for an award-recognised ecommerce optimisation platform using FastAPI, AWS Glue, Lambda, and PostgreSQL.</w:t>
+        <w:t>Delivered FastAPI services and AWS data workflows for an award-recognised ecommerce optimisation platform.</w:t>
       </w:r>
     </w:p>
     <w:p>
@@ -508,7 +492,7 @@
         <w:rPr>
           <w:i w:val="0"/>
         </w:rPr>
-        <w:t xml:space="preserve"> · London · Mar 2023 – Nov 2023</w:t>
+        <w:t xml:space="preserve"> · London · Mar 2023 - Nov 2023</w:t>
       </w:r>
     </w:p>
     <w:p>
@@ -548,7 +532,7 @@
         <w:rPr>
           <w:i w:val="0"/>
         </w:rPr>
-        <w:t xml:space="preserve"> · London · Jan 2021 – Mar 2023</w:t>
+        <w:t xml:space="preserve"> · London · Jan 2021 - Mar 2023</w:t>
       </w:r>
     </w:p>
     <w:p>
@@ -588,7 +572,7 @@
         <w:rPr>
           <w:i w:val="0"/>
         </w:rPr>
-        <w:t xml:space="preserve"> · London · 2017 – 2020</w:t>
+        <w:t xml:space="preserve"> · London · 2017 - 2020</w:t>
       </w:r>
     </w:p>
     <w:p>
@@ -636,7 +620,7 @@
         <w:rPr>
           <w:i w:val="0"/>
         </w:rPr>
-        <w:t xml:space="preserve"> · 2009 – 2011</w:t>
+        <w:t xml:space="preserve"> · 2009 - 2011</w:t>
       </w:r>
     </w:p>
     <w:p>
@@ -662,7 +646,7 @@
         <w:rPr>
           <w:i w:val="0"/>
         </w:rPr>
-        <w:t xml:space="preserve"> · 2003 – 2007</w:t>
+        <w:t xml:space="preserve"> · 2003 - 2007</w:t>
       </w:r>
     </w:p>
     <w:sectPr>

--- a/public/cv/Dessi_Georgieva_CV.docx
+++ b/public/cv/Dessi_Georgieva_CV.docx
@@ -114,7 +114,7 @@
         <w:rPr>
           <w:i w:val="0"/>
         </w:rPr>
-        <w:t>AI systems engineer building the layer between models and dependable products: tool execution, context construction, evaluation, evidence, failure recovery, and human control. I work primarily in Python, FastAPI, TypeScript, React, and AWS. My public projects explore how agent systems can learn while keeping decisions and provenance inspectable; my employer work includes backend services, data workflows, and multi-tenant platform infrastructure.</w:t>
+        <w:t>I design and build AI systems that use tools, test their outputs against evidence, and recover when something goes wrong. My experience spans open source projects and enterprise backend, data, and multi-tenant platforms.</w:t>
       </w:r>
     </w:p>
     <w:p>
@@ -122,7 +122,7 @@
         <w:pStyle w:val="Heading1"/>
       </w:pPr>
       <w:r>
-        <w:t>Technical Focus</w:t>
+        <w:t>AI Systems Capabilities</w:t>
       </w:r>
     </w:p>
     <w:p>
@@ -137,13 +137,55 @@
           <w:b/>
           <w:i w:val="0"/>
         </w:rPr>
-        <w:t>Agent systems:</w:t>
+        <w:t>AI operating environments:</w:t>
       </w:r>
       <w:r>
         <w:rPr>
           <w:i w:val="0"/>
         </w:rPr>
-        <w:t xml:space="preserve"> tool-use policy, execution state, approvals, idempotency, recovery, provider adapters, retrieval, streaming</w:t>
+        <w:t xml:space="preserve"> Design the people, agents, tools, data, rules, and surrounding systems that must work together to produce a useful result.</w:t>
+      </w:r>
+    </w:p>
+    <w:p>
+      <w:pPr>
+        <w:pStyle w:val="CVBullet"/>
+      </w:pPr>
+      <w:r>
+        <w:t xml:space="preserve">• </w:t>
+      </w:r>
+      <w:r>
+        <w:rPr>
+          <w:b/>
+          <w:i w:val="0"/>
+        </w:rPr>
+        <w:t>Context, memory, and capabilities:</w:t>
+      </w:r>
+      <w:r>
+        <w:rPr>
+          <w:i w:val="0"/>
+        </w:rPr>
+        <w:t xml:space="preserve"> Give agents the right information and reusable procedures for each task, with clear sources, scope, and limits.</w:t>
+      </w:r>
+    </w:p>
+    <w:p>
+      <w:pPr>
+        <w:pStyle w:val="CVBullet"/>
+      </w:pPr>
+      <w:r>
+        <w:t xml:space="preserve">• </w:t>
+      </w:r>
+      <w:r>
+        <w:rPr>
+          <w:b/>
+          <w:i w:val="0"/>
+        </w:rPr>
+        <w:t>Authority and human attention:</w:t>
+      </w:r>
+      <w:r>
+        <w:rPr>
+          <w:i w:val="0"/>
+        </w:rPr>
+        <w:t xml:space="preserve"> Define what an agent may decide, when it must ask, and how identity, permissions, approvals, and consequential actions stay under human and system control.</w:t>
       </w:r>
     </w:p>
     <w:p>
@@ -164,7 +206,7 @@
         <w:rPr>
           <w:i w:val="0"/>
         </w:rPr>
-        <w:t xml:space="preserve"> regression suites, deterministic replay, synthetic and observed validation, evidence ledgers, belief revision</w:t>
+        <w:t xml:space="preserve"> Test components, interactions, and end results, then turn failures, feedback, and observed outcomes into changes that can be reviewed and reversed.</w:t>
       </w:r>
     </w:p>
     <w:p>
@@ -179,34 +221,13 @@
           <w:b/>
           <w:i w:val="0"/>
         </w:rPr>
-        <w:t>Backend and data:</w:t>
+        <w:t>Reliability and recovery:</w:t>
       </w:r>
       <w:r>
         <w:rPr>
           <w:i w:val="0"/>
         </w:rPr>
-        <w:t xml:space="preserve"> Python, FastAPI, Pydantic, pytest, SQL, PostgreSQL, embeddings, clustering</w:t>
-      </w:r>
-    </w:p>
-    <w:p>
-      <w:pPr>
-        <w:pStyle w:val="CVBullet"/>
-      </w:pPr>
-      <w:r>
-        <w:t xml:space="preserve">• </w:t>
-      </w:r>
-      <w:r>
-        <w:rPr>
-          <w:b/>
-          <w:i w:val="0"/>
-        </w:rPr>
-        <w:t>Product and infrastructure:</w:t>
-      </w:r>
-      <w:r>
-        <w:rPr>
-          <w:i w:val="0"/>
-        </w:rPr>
-        <w:t xml:space="preserve"> TypeScript, React, Next.js, Astro, Node.js, AWS, Terraform, Docker, CI/CD</w:t>
+        <w:t xml:space="preserve"> Make long-running work observable and recoverable through explicit state, budgets, retries, receipts, fallback, cancellation, and rollback.</w:t>
       </w:r>
     </w:p>
     <w:p>
@@ -222,7 +243,7 @@
         <w:pStyle w:val="Heading2"/>
       </w:pPr>
       <w:r>
-        <w:t>Agentic Commerce Learning Loop</w:t>
+        <w:t>Human Systems Platform</w:t>
       </w:r>
     </w:p>
     <w:p>
@@ -233,16 +254,16 @@
         <w:rPr>
           <w:i/>
         </w:rPr>
-        <w:t xml:space="preserve">Collaborative public system · Active · </w:t>
+        <w:t xml:space="preserve">Founder product · Private development · </w:t>
       </w:r>
-      <w:hyperlink r:id="rId15">
+      <w:hyperlink r:id="rId13">
         <w:r>
           <w:rPr>
             <w:color w:val="2E74B5"/>
             <w:u w:val="single"/>
             <w:i/>
           </w:rPr>
-          <w:t>Repository</w:t>
+          <w:t>First public product</w:t>
         </w:r>
       </w:hyperlink>
     </w:p>
@@ -257,7 +278,7 @@
         <w:rPr>
           <w:i w:val="0"/>
         </w:rPr>
-        <w:t>Designed a supervised agent runtime with registry-pinned tools, policy preflight, immutable events, recovery paths, and external-agent job receipts.</w:t>
+        <w:t>I am developing Human Systems Platform as a founder-led product for people and organisations that need credible evidence of capability in AI-mediated work. It turns selected experience into private learning, owner-approved public evidence, and testable hypotheses about where that capability may create value.</w:t>
       </w:r>
     </w:p>
     <w:p>
@@ -271,7 +292,7 @@
         <w:rPr>
           <w:i w:val="0"/>
         </w:rPr>
-        <w:t>Built a governed feedback loop that separates synthetic validation, observed outcomes, belief revision, and human approval.</w:t>
+        <w:t>I designed it to bring together Dessi Space for private continuity, Learning Foundry for human and agent development, DG-OS for public profiles and discovery, and a planned Organization Foundry for the context organisations need.</w:t>
       </w:r>
     </w:p>
     <w:p>
@@ -292,7 +313,7 @@
         </w:rPr>
         <w:t xml:space="preserve">Submitted public system · Judging state preserved · </w:t>
       </w:r>
-      <w:hyperlink r:id="rId16">
+      <w:hyperlink r:id="rId15">
         <w:r>
           <w:rPr>
             <w:color w:val="2E74B5"/>
@@ -314,7 +335,7 @@
         <w:rPr>
           <w:i w:val="0"/>
         </w:rPr>
-        <w:t>Built an evaluated, approval-gated Codex capability backed by append-only evidence and deterministic projections.</w:t>
+        <w:t>I built Learning Foundry as a stand-alone learning product for people who want to learn with AI without treating an agent's successful output as proof of their own understanding. It helps them explain, test, apply, and revise what they learn while separately developing evaluated agent capabilities.</w:t>
       </w:r>
     </w:p>
     <w:p>
@@ -328,7 +349,7 @@
         <w:rPr>
           <w:i w:val="0"/>
         </w:rPr>
-        <w:t>Append-only evidence and deterministic projections preserve provenance.</w:t>
+        <w:t>Within Human Systems Platform, I use Learning Foundry to develop human understanding and separately governed agent capabilities while keeping the private learning ledger inside its own boundary.</w:t>
       </w:r>
     </w:p>
     <w:p>
@@ -356,7 +377,7 @@
             <w:u w:val="single"/>
             <w:i/>
           </w:rPr>
-          <w:t>Portfolio</w:t>
+          <w:t>First live profile</w:t>
         </w:r>
       </w:hyperlink>
     </w:p>
@@ -371,7 +392,7 @@
         <w:rPr>
           <w:i w:val="0"/>
         </w:rPr>
-        <w:t>Built a retrieval-backed agent interface with multiple provider adapters, streaming contracts, health checks, and explicit fallback controls.</w:t>
+        <w:t>I built DG-OS as a stand-alone public profile and discovery product where visitors can inspect a person's systems, evidence, writing, and development or ask questions grounded in reviewed public sources.</w:t>
       </w:r>
     </w:p>
     <w:p>
@@ -385,17 +406,70 @@
         <w:rPr>
           <w:i w:val="0"/>
         </w:rPr>
-        <w:t>Represents claims with provenance, confidence, visibility, and boundaries.</w:t>
+        <w:t>Within Human Systems Platform, I use DG-OS to publish owner-approved profiles for discovery. My profile is the first live public instance.</w:t>
       </w:r>
     </w:p>
     <w:p>
+      <w:pPr>
+        <w:pStyle w:val="Heading2"/>
+      </w:pPr>
       <w:r>
-        <w:br w:type="page"/>
+        <w:t>Agentic Commerce Learning Loop</w:t>
+      </w:r>
+    </w:p>
+    <w:p>
+      <w:pPr>
+        <w:spacing w:after="40"/>
+      </w:pPr>
+      <w:r>
+        <w:rPr>
+          <w:i/>
+        </w:rPr>
+        <w:t xml:space="preserve">Collaborative public system · Active · </w:t>
+      </w:r>
+      <w:hyperlink r:id="rId16">
+        <w:r>
+          <w:rPr>
+            <w:color w:val="2E74B5"/>
+            <w:u w:val="single"/>
+            <w:i/>
+          </w:rPr>
+          <w:t>Repository</w:t>
+        </w:r>
+      </w:hyperlink>
+    </w:p>
+    <w:p>
+      <w:pPr>
+        <w:pStyle w:val="CVBullet"/>
+      </w:pPr>
+      <w:r>
+        <w:t xml:space="preserve">• </w:t>
+      </w:r>
+      <w:r>
+        <w:rPr>
+          <w:i w:val="0"/>
+        </w:rPr>
+        <w:t>I built Agentic Commerce to help brands test and improve how they describe products for paid placements and organic agent-led discovery, without giving an AI system unchecked control over business actions.</w:t>
+      </w:r>
+    </w:p>
+    <w:p>
+      <w:pPr>
+        <w:pStyle w:val="CVBullet"/>
+      </w:pPr>
+      <w:r>
+        <w:t xml:space="preserve">• </w:t>
+      </w:r>
+      <w:r>
+        <w:rPr>
+          <w:i w:val="0"/>
+        </w:rPr>
+        <w:t>I designed a Bayesian-style learning loop that updates brand- and product-scoped beliefs as evidence arrives and carries supported patterns into later query and copy generation. It recommends whether to promote, revise, or reject each variant, while the supervised runtime keeps tools, evidence, memory, approvals, and recovery under explicit control.</w:t>
       </w:r>
     </w:p>
     <w:p>
       <w:pPr>
         <w:pStyle w:val="Heading1"/>
+        <w:pageBreakBefore/>
       </w:pPr>
       <w:r>
         <w:t>Experience</w:t>
@@ -438,7 +512,7 @@
         <w:rPr>
           <w:i w:val="0"/>
         </w:rPr>
-        <w:t>Design and build AI and data systems spanning FastAPI services, AWS workflows, multi-tenant platform controls, behavioural modelling, and marketing-intelligence interfaces.</w:t>
+        <w:t>I design and build AI and data systems spanning backend services, cloud workflows, identity and policy controls, multi-tenant infrastructure, behavioural modelling, and marketing-intelligence interfaces.</w:t>
       </w:r>
     </w:p>
     <w:p>
@@ -452,7 +526,7 @@
         <w:rPr>
           <w:i w:val="0"/>
         </w:rPr>
-        <w:t>Delivered FastAPI services and AWS data workflows for an award-recognised ecommerce optimisation platform.</w:t>
+        <w:t>I build the Programmatic plugin and its agent harness across skill selection, a typed interface and backend tools, tenant-bound execution policy, human approval, evidence handling, and recovery.</w:t>
       </w:r>
     </w:p>
     <w:p>
@@ -466,7 +540,21 @@
         <w:rPr>
           <w:i w:val="0"/>
         </w:rPr>
-        <w:t>Employer code, client information, operational measurements, and infrastructure remain confidential; public descriptions are intentionally limited to responsibilities and outcomes.</w:t>
+        <w:t>I delivered backend services and cloud data workflows for an award-recognised ecommerce optimisation platform.</w:t>
+      </w:r>
+    </w:p>
+    <w:p>
+      <w:pPr>
+        <w:pStyle w:val="CVBullet"/>
+      </w:pPr>
+      <w:r>
+        <w:t xml:space="preserve">• </w:t>
+      </w:r>
+      <w:r>
+        <w:rPr>
+          <w:i w:val="0"/>
+        </w:rPr>
+        <w:t>I describe employer work only at responsibility and outcome level. Employer code, client information, operational measurements, and infrastructure remain confidential.</w:t>
       </w:r>
     </w:p>
     <w:p>
@@ -506,7 +594,7 @@
         <w:rPr>
           <w:i w:val="0"/>
         </w:rPr>
-        <w:t>Bridged marketing analytics and decision systems, moving reporting workflows toward reusable intelligence services and platformised decision support.</w:t>
+        <w:t>I bridged marketing analytics and decision systems, moving reporting workflows toward reusable intelligence services and platformised decision support.</w:t>
       </w:r>
     </w:p>
     <w:p>
@@ -546,7 +634,7 @@
         <w:rPr>
           <w:i w:val="0"/>
         </w:rPr>
-        <w:t>Built enterprise analytics applications and data workflows, including Shiny applications, AWS ETL, and data-lake patterns.</w:t>
+        <w:t>I built enterprise analytics applications and data workflows, including interactive products, cloud ETL, and data-lake patterns.</w:t>
       </w:r>
     </w:p>
     <w:p>
@@ -586,7 +674,7 @@
         <w:rPr>
           <w:i w:val="0"/>
         </w:rPr>
-        <w:t>Delivered CRM, analytics, segmentation, automation, and experimentation systems for agencies, startups, and media organisations.</w:t>
+        <w:t>I delivered CRM, analytics, segmentation, automation, and experimentation systems for agencies, startups, and media organisations.</w:t>
       </w:r>
     </w:p>
     <w:p>

--- a/public/cv/Dessi_Georgieva_CV.docx
+++ b/public/cv/Dessi_Georgieva_CV.docx
@@ -114,7 +114,7 @@
         <w:rPr>
           <w:i w:val="0"/>
         </w:rPr>
-        <w:t>I design and build AI systems that use tools, test their outputs against evidence, and recover when something goes wrong. My experience spans open source projects and enterprise backend, data, and multi-tenant platforms.</w:t>
+        <w:t>I architect and build enterprise AI systems that interpret user intent, coordinate skills and tools, work across hierarchical external systems, and return results under explicit identity, policy, and evidence controls. My professional work provides production backend, data, and multi-tenant experience; my independent systems make the corresponding architecture, evaluation, and recovery patterns inspectable.</w:t>
       </w:r>
     </w:p>
     <w:p>
@@ -243,6 +243,120 @@
         <w:pStyle w:val="Heading2"/>
       </w:pPr>
       <w:r>
+        <w:t>Agentic Commerce Learning Loop</w:t>
+      </w:r>
+    </w:p>
+    <w:p>
+      <w:pPr>
+        <w:spacing w:after="40"/>
+      </w:pPr>
+      <w:r>
+        <w:rPr>
+          <w:i/>
+        </w:rPr>
+        <w:t xml:space="preserve">Collaborative public system · Active · </w:t>
+      </w:r>
+      <w:hyperlink r:id="rId15">
+        <w:r>
+          <w:rPr>
+            <w:color w:val="2E74B5"/>
+            <w:u w:val="single"/>
+            <w:i/>
+          </w:rPr>
+          <w:t>Repository</w:t>
+        </w:r>
+      </w:hyperlink>
+    </w:p>
+    <w:p>
+      <w:pPr>
+        <w:pStyle w:val="CVBullet"/>
+      </w:pPr>
+      <w:r>
+        <w:t xml:space="preserve">• </w:t>
+      </w:r>
+      <w:r>
+        <w:rPr>
+          <w:i w:val="0"/>
+        </w:rPr>
+        <w:t>I built Agentic Commerce to help brands test and improve how they describe products for paid placements and organic agent-led discovery, without giving an AI system unchecked control over business actions.</w:t>
+      </w:r>
+    </w:p>
+    <w:p>
+      <w:pPr>
+        <w:pStyle w:val="CVBullet"/>
+      </w:pPr>
+      <w:r>
+        <w:t xml:space="preserve">• </w:t>
+      </w:r>
+      <w:r>
+        <w:rPr>
+          <w:i w:val="0"/>
+        </w:rPr>
+        <w:t>I designed a Bayesian-style learning loop that updates brand- and product-scoped beliefs as evidence arrives and carries supported patterns into later query and copy generation. It recommends whether to promote, revise, or reject each variant, while the supervised runtime keeps tools, evidence, memory, approvals, and recovery under explicit control.</w:t>
+      </w:r>
+    </w:p>
+    <w:p>
+      <w:pPr>
+        <w:pStyle w:val="Heading2"/>
+      </w:pPr>
+      <w:r>
+        <w:t>Gateplane Agent Control Plane</w:t>
+      </w:r>
+    </w:p>
+    <w:p>
+      <w:pPr>
+        <w:spacing w:after="40"/>
+      </w:pPr>
+      <w:r>
+        <w:rPr>
+          <w:i/>
+        </w:rPr>
+        <w:t xml:space="preserve">Independent deployed beta · Private source · </w:t>
+      </w:r>
+      <w:hyperlink r:id="rId16">
+        <w:r>
+          <w:rPr>
+            <w:color w:val="2E74B5"/>
+            <w:u w:val="single"/>
+            <w:i/>
+          </w:rPr>
+          <w:t>Public overview</w:t>
+        </w:r>
+      </w:hyperlink>
+    </w:p>
+    <w:p>
+      <w:pPr>
+        <w:pStyle w:val="CVBullet"/>
+      </w:pPr>
+      <w:r>
+        <w:t xml:space="preserve">• </w:t>
+      </w:r>
+      <w:r>
+        <w:rPr>
+          <w:i w:val="0"/>
+        </w:rPr>
+        <w:t>I developed Gateplane independently to explore how authenticated human or agent identity becomes bounded, tenant-aware authority for tools and external effects.</w:t>
+      </w:r>
+    </w:p>
+    <w:p>
+      <w:pPr>
+        <w:pStyle w:val="CVBullet"/>
+      </w:pPr>
+      <w:r>
+        <w:t xml:space="preserve">• </w:t>
+      </w:r>
+      <w:r>
+        <w:rPr>
+          <w:i w:val="0"/>
+        </w:rPr>
+        <w:t>The product overview is public; source code and provisioned access remain private, and employer deployment or production adoption is not claimed.</w:t>
+      </w:r>
+    </w:p>
+    <w:p>
+      <w:pPr>
+        <w:pStyle w:val="Heading2"/>
+      </w:pPr>
+      <w:r>
         <w:t>Human Systems Platform</w:t>
       </w:r>
     </w:p>
@@ -313,7 +427,7 @@
         </w:rPr>
         <w:t xml:space="preserve">Submitted public system · Judging state preserved · </w:t>
       </w:r>
-      <w:hyperlink r:id="rId15">
+      <w:hyperlink r:id="rId17">
         <w:r>
           <w:rPr>
             <w:color w:val="2E74B5"/>
@@ -336,134 +450,6 @@
           <w:i w:val="0"/>
         </w:rPr>
         <w:t>I built Learning Foundry as a stand-alone learning product for people who want to learn with AI without treating an agent's successful output as proof of their own understanding. It helps them explain, test, apply, and revise what they learn while separately developing evaluated agent capabilities.</w:t>
-      </w:r>
-    </w:p>
-    <w:p>
-      <w:pPr>
-        <w:pStyle w:val="CVBullet"/>
-      </w:pPr>
-      <w:r>
-        <w:t xml:space="preserve">• </w:t>
-      </w:r>
-      <w:r>
-        <w:rPr>
-          <w:i w:val="0"/>
-        </w:rPr>
-        <w:t>Within Human Systems Platform, I use Learning Foundry to develop human understanding and separately governed agent capabilities while keeping the private learning ledger inside its own boundary.</w:t>
-      </w:r>
-    </w:p>
-    <w:p>
-      <w:pPr>
-        <w:pStyle w:val="Heading2"/>
-      </w:pPr>
-      <w:r>
-        <w:t>DG-OS</w:t>
-      </w:r>
-    </w:p>
-    <w:p>
-      <w:pPr>
-        <w:spacing w:after="40"/>
-      </w:pPr>
-      <w:r>
-        <w:rPr>
-          <w:i/>
-        </w:rPr>
-        <w:t xml:space="preserve">Personal public system · Active · </w:t>
-      </w:r>
-      <w:hyperlink r:id="rId13">
-        <w:r>
-          <w:rPr>
-            <w:color w:val="2E74B5"/>
-            <w:u w:val="single"/>
-            <w:i/>
-          </w:rPr>
-          <w:t>First live profile</w:t>
-        </w:r>
-      </w:hyperlink>
-    </w:p>
-    <w:p>
-      <w:pPr>
-        <w:pStyle w:val="CVBullet"/>
-      </w:pPr>
-      <w:r>
-        <w:t xml:space="preserve">• </w:t>
-      </w:r>
-      <w:r>
-        <w:rPr>
-          <w:i w:val="0"/>
-        </w:rPr>
-        <w:t>I built DG-OS as a stand-alone public profile and discovery product where visitors can inspect a person's systems, evidence, writing, and development or ask questions grounded in reviewed public sources.</w:t>
-      </w:r>
-    </w:p>
-    <w:p>
-      <w:pPr>
-        <w:pStyle w:val="CVBullet"/>
-      </w:pPr>
-      <w:r>
-        <w:t xml:space="preserve">• </w:t>
-      </w:r>
-      <w:r>
-        <w:rPr>
-          <w:i w:val="0"/>
-        </w:rPr>
-        <w:t>Within Human Systems Platform, I use DG-OS to publish owner-approved profiles for discovery. My profile is the first live public instance.</w:t>
-      </w:r>
-    </w:p>
-    <w:p>
-      <w:pPr>
-        <w:pStyle w:val="Heading2"/>
-      </w:pPr>
-      <w:r>
-        <w:t>Agentic Commerce Learning Loop</w:t>
-      </w:r>
-    </w:p>
-    <w:p>
-      <w:pPr>
-        <w:spacing w:after="40"/>
-      </w:pPr>
-      <w:r>
-        <w:rPr>
-          <w:i/>
-        </w:rPr>
-        <w:t xml:space="preserve">Collaborative public system · Active · </w:t>
-      </w:r>
-      <w:hyperlink r:id="rId16">
-        <w:r>
-          <w:rPr>
-            <w:color w:val="2E74B5"/>
-            <w:u w:val="single"/>
-            <w:i/>
-          </w:rPr>
-          <w:t>Repository</w:t>
-        </w:r>
-      </w:hyperlink>
-    </w:p>
-    <w:p>
-      <w:pPr>
-        <w:pStyle w:val="CVBullet"/>
-      </w:pPr>
-      <w:r>
-        <w:t xml:space="preserve">• </w:t>
-      </w:r>
-      <w:r>
-        <w:rPr>
-          <w:i w:val="0"/>
-        </w:rPr>
-        <w:t>I built Agentic Commerce to help brands test and improve how they describe products for paid placements and organic agent-led discovery, without giving an AI system unchecked control over business actions.</w:t>
-      </w:r>
-    </w:p>
-    <w:p>
-      <w:pPr>
-        <w:pStyle w:val="CVBullet"/>
-      </w:pPr>
-      <w:r>
-        <w:t xml:space="preserve">• </w:t>
-      </w:r>
-      <w:r>
-        <w:rPr>
-          <w:i w:val="0"/>
-        </w:rPr>
-        <w:t>I designed a Bayesian-style learning loop that updates brand- and product-scoped beliefs as evidence arrives and carries supported patterns into later query and copy generation. It recommends whether to promote, revise, or reject each variant, while the supervised runtime keeps tools, evidence, memory, approvals, and recovery under explicit control.</w:t>
       </w:r>
     </w:p>
     <w:p>
@@ -512,7 +498,7 @@
         <w:rPr>
           <w:i w:val="0"/>
         </w:rPr>
-        <w:t>I design and build AI and data systems spanning backend services, cloud workflows, identity and policy controls, multi-tenant infrastructure, behavioural modelling, and marketing-intelligence interfaces.</w:t>
+        <w:t>I map production request-to-response lifecycles and am leading architecture work for evidence-led final-answer validation; this remains in delivery rather than a deployed control.</w:t>
       </w:r>
     </w:p>
     <w:p>
@@ -526,7 +512,21 @@
         <w:rPr>
           <w:i w:val="0"/>
         </w:rPr>
-        <w:t>I build the Programmatic plugin and its agent harness across skill selection, a typed interface and backend tools, tenant-bound execution policy, human approval, evidence handling, and recovery.</w:t>
+        <w:t>I architect and build the Programmatic plugin and agent harness that turns ambiguous user requests into tenant-bound execution across skills, a typed CLI, backend services, analytical data, and advertising-platform APIs.</w:t>
+      </w:r>
+    </w:p>
+    <w:p>
+      <w:pPr>
+        <w:pStyle w:val="CVBullet"/>
+      </w:pPr>
+      <w:r>
+        <w:t xml:space="preserve">• </w:t>
+      </w:r>
+      <w:r>
+        <w:rPr>
+          <w:i w:val="0"/>
+        </w:rPr>
+        <w:t>I build backend ingestion and serving workflows for heterogeneous advertising data across provider hierarchies and analytical grains, and evaluate storage architecture against query shape, aggregation, latency, reliability, and cost.</w:t>
       </w:r>
     </w:p>
     <w:p>
